--- a/memos/memo-02-european-equities.docx
+++ b/memos/memo-02-european-equities.docx
@@ -2230,6 +2230,260 @@
         <w:t>Approximately 60% of the 38% P/E discount is explained by sector composition alone. Sector-adjusted European equities trade closer to a 20% discount, which is still above the 20-year average composition-adjusted spread of ~12%.</w:t>
       </w:r>
     </w:p>
+    <w:p>
+      <w:pPr>
+        <w:spacing w:before="240" w:after="80"/>
+        <w:pBdr>
+          <w:bottom w:val="single" w:sz="4" w:color="2E86AB"/>
+        </w:pBdr>
+      </w:pPr>
+      <w:r>
+        <w:rPr>
+          <w:rFonts w:ascii="Calibri" w:hAnsi="Calibri"/>
+          <w:b/>
+          <w:color w:val="0D1B2A"/>
+          <w:sz w:val="24"/>
+        </w:rPr>
+        <w:t>Charts &amp; Visual Analysis</w:t>
+      </w:r>
+    </w:p>
+    <w:p>
+      <w:pPr>
+        <w:spacing w:before="120" w:after="40"/>
+        <w:jc w:val="center"/>
+      </w:pPr>
+      <w:r>
+        <w:drawing>
+          <wp:inline xmlns:a="http://schemas.openxmlformats.org/drawingml/2006/main" xmlns:pic="http://schemas.openxmlformats.org/drawingml/2006/picture">
+            <wp:extent cx="5303520" cy="3049134"/>
+            <wp:docPr id="1" name="Picture 1"/>
+            <wp:cNvGraphicFramePr>
+              <a:graphicFrameLocks noChangeAspect="1"/>
+            </wp:cNvGraphicFramePr>
+            <a:graphic>
+              <a:graphicData uri="http://schemas.openxmlformats.org/drawingml/2006/picture">
+                <pic:pic>
+                  <pic:nvPicPr>
+                    <pic:cNvPr id="0" name="memo02_a_pe_discount_history.png"/>
+                    <pic:cNvPicPr/>
+                  </pic:nvPicPr>
+                  <pic:blipFill>
+                    <a:blip r:embed="rId10"/>
+                    <a:stretch>
+                      <a:fillRect/>
+                    </a:stretch>
+                  </pic:blipFill>
+                  <pic:spPr>
+                    <a:xfrm>
+                      <a:off x="0" y="0"/>
+                      <a:ext cx="5303520" cy="3049134"/>
+                    </a:xfrm>
+                    <a:prstGeom prst="rect"/>
+                  </pic:spPr>
+                </pic:pic>
+              </a:graphicData>
+            </a:graphic>
+          </wp:inline>
+        </w:drawing>
+      </w:r>
+    </w:p>
+    <w:p>
+      <w:pPr>
+        <w:spacing w:before="0" w:after="200"/>
+        <w:jc w:val="center"/>
+      </w:pPr>
+      <w:r>
+        <w:rPr>
+          <w:rFonts w:ascii="Calibri" w:hAnsi="Calibri"/>
+          <w:i/>
+          <w:color w:val="4A5568"/>
+          <w:sz w:val="18"/>
+        </w:rPr>
+        <w:t>Figure 1: MSCI Europe vs S&amp;P 500 forward P/E discount — 20-year history. Current -38% near cycle extreme. Periods below 20yr average (gold dashed) historically preceded outperformance. Source: Bloomberg, FactSet.</w:t>
+      </w:r>
+    </w:p>
+    <w:p>
+      <w:pPr>
+        <w:spacing w:before="120" w:after="40"/>
+        <w:jc w:val="center"/>
+      </w:pPr>
+      <w:r>
+        <w:drawing>
+          <wp:inline xmlns:a="http://schemas.openxmlformats.org/drawingml/2006/main" xmlns:pic="http://schemas.openxmlformats.org/drawingml/2006/picture">
+            <wp:extent cx="5303520" cy="3381577"/>
+            <wp:docPr id="2" name="Picture 2"/>
+            <wp:cNvGraphicFramePr>
+              <a:graphicFrameLocks noChangeAspect="1"/>
+            </wp:cNvGraphicFramePr>
+            <a:graphic>
+              <a:graphicData uri="http://schemas.openxmlformats.org/drawingml/2006/picture">
+                <pic:pic>
+                  <pic:nvPicPr>
+                    <pic:cNvPr id="0" name="memo02_b_sector_composition.png"/>
+                    <pic:cNvPicPr/>
+                  </pic:nvPicPr>
+                  <pic:blipFill>
+                    <a:blip r:embed="rId11"/>
+                    <a:stretch>
+                      <a:fillRect/>
+                    </a:stretch>
+                  </pic:blipFill>
+                  <pic:spPr>
+                    <a:xfrm>
+                      <a:off x="0" y="0"/>
+                      <a:ext cx="5303520" cy="3381577"/>
+                    </a:xfrm>
+                    <a:prstGeom prst="rect"/>
+                  </pic:spPr>
+                </pic:pic>
+              </a:graphicData>
+            </a:graphic>
+          </wp:inline>
+        </w:drawing>
+      </w:r>
+    </w:p>
+    <w:p>
+      <w:pPr>
+        <w:spacing w:before="0" w:after="200"/>
+        <w:jc w:val="center"/>
+      </w:pPr>
+      <w:r>
+        <w:rPr>
+          <w:rFonts w:ascii="Calibri" w:hAnsi="Calibri"/>
+          <w:i/>
+          <w:color w:val="4A5568"/>
+          <w:sz w:val="18"/>
+        </w:rPr>
+        <w:t>Figure 2: Index sector composition comparison. US 30% Technology weight vs Europe 8% mechanically explains ~60% of the headline P/E discount. Source: MSCI Q1 2026.</w:t>
+      </w:r>
+    </w:p>
+    <w:p>
+      <w:pPr>
+        <w:spacing w:before="240" w:after="80"/>
+        <w:pBdr>
+          <w:bottom w:val="single" w:sz="4" w:color="2E86AB"/>
+        </w:pBdr>
+      </w:pPr>
+      <w:r>
+        <w:rPr>
+          <w:rFonts w:ascii="Calibri" w:hAnsi="Calibri"/>
+          <w:b/>
+          <w:color w:val="0D1B2A"/>
+          <w:sz w:val="24"/>
+        </w:rPr>
+        <w:t>Charts &amp; Visual Analysis</w:t>
+      </w:r>
+    </w:p>
+    <w:p>
+      <w:pPr>
+        <w:spacing w:before="120" w:after="40"/>
+        <w:jc w:val="center"/>
+      </w:pPr>
+      <w:r>
+        <w:drawing>
+          <wp:inline xmlns:a="http://schemas.openxmlformats.org/drawingml/2006/main" xmlns:pic="http://schemas.openxmlformats.org/drawingml/2006/picture">
+            <wp:extent cx="5303520" cy="3049134"/>
+            <wp:docPr id="3" name="Picture 3"/>
+            <wp:cNvGraphicFramePr>
+              <a:graphicFrameLocks noChangeAspect="1"/>
+            </wp:cNvGraphicFramePr>
+            <a:graphic>
+              <a:graphicData uri="http://schemas.openxmlformats.org/drawingml/2006/picture">
+                <pic:pic>
+                  <pic:nvPicPr>
+                    <pic:cNvPr id="0" name="memo02_a_pe_discount_history.png"/>
+                    <pic:cNvPicPr/>
+                  </pic:nvPicPr>
+                  <pic:blipFill>
+                    <a:blip r:embed="rId12"/>
+                    <a:stretch>
+                      <a:fillRect/>
+                    </a:stretch>
+                  </pic:blipFill>
+                  <pic:spPr>
+                    <a:xfrm>
+                      <a:off x="0" y="0"/>
+                      <a:ext cx="5303520" cy="3049134"/>
+                    </a:xfrm>
+                    <a:prstGeom prst="rect"/>
+                  </pic:spPr>
+                </pic:pic>
+              </a:graphicData>
+            </a:graphic>
+          </wp:inline>
+        </w:drawing>
+      </w:r>
+    </w:p>
+    <w:p>
+      <w:pPr>
+        <w:spacing w:before="0" w:after="200"/>
+        <w:jc w:val="center"/>
+      </w:pPr>
+      <w:r>
+        <w:rPr>
+          <w:rFonts w:ascii="Calibri" w:hAnsi="Calibri"/>
+          <w:i/>
+          <w:color w:val="4A5568"/>
+          <w:sz w:val="18"/>
+        </w:rPr>
+        <w:t>Figure 1: MSCI Europe vs S&amp;P 500 forward P/E discount — 20-year history. Current -38% near cycle extreme. Periods below 20yr average (gold dashed) historically preceded outperformance. Source: Bloomberg, FactSet.</w:t>
+      </w:r>
+    </w:p>
+    <w:p>
+      <w:pPr>
+        <w:spacing w:before="120" w:after="40"/>
+        <w:jc w:val="center"/>
+      </w:pPr>
+      <w:r>
+        <w:drawing>
+          <wp:inline xmlns:a="http://schemas.openxmlformats.org/drawingml/2006/main" xmlns:pic="http://schemas.openxmlformats.org/drawingml/2006/picture">
+            <wp:extent cx="5303520" cy="3381578"/>
+            <wp:docPr id="4" name="Picture 4"/>
+            <wp:cNvGraphicFramePr>
+              <a:graphicFrameLocks noChangeAspect="1"/>
+            </wp:cNvGraphicFramePr>
+            <a:graphic>
+              <a:graphicData uri="http://schemas.openxmlformats.org/drawingml/2006/picture">
+                <pic:pic>
+                  <pic:nvPicPr>
+                    <pic:cNvPr id="0" name="memo02_b_sector_composition.png"/>
+                    <pic:cNvPicPr/>
+                  </pic:nvPicPr>
+                  <pic:blipFill>
+                    <a:blip r:embed="rId13"/>
+                    <a:stretch>
+                      <a:fillRect/>
+                    </a:stretch>
+                  </pic:blipFill>
+                  <pic:spPr>
+                    <a:xfrm>
+                      <a:off x="0" y="0"/>
+                      <a:ext cx="5303520" cy="3381578"/>
+                    </a:xfrm>
+                    <a:prstGeom prst="rect"/>
+                  </pic:spPr>
+                </pic:pic>
+              </a:graphicData>
+            </a:graphic>
+          </wp:inline>
+        </w:drawing>
+      </w:r>
+    </w:p>
+    <w:p>
+      <w:pPr>
+        <w:spacing w:before="0" w:after="200"/>
+        <w:jc w:val="center"/>
+      </w:pPr>
+      <w:r>
+        <w:rPr>
+          <w:rFonts w:ascii="Calibri" w:hAnsi="Calibri"/>
+          <w:i/>
+          <w:color w:val="4A5568"/>
+          <w:sz w:val="18"/>
+        </w:rPr>
+        <w:t>Figure 2: Index sector composition comparison. US 30% Technology weight vs Europe 8% mechanically explains ~60% of the headline P/E discount. Source: MSCI Q1 2026.</w:t>
+      </w:r>
+    </w:p>
     <w:sectPr>
       <w:footerReference w:type="default" r:id="rId9"/>
       <w:pgSz w:w="11906" w:h="16838"/>

--- a/memos/memo-02-european-equities.docx
+++ b/memos/memo-02-european-equities.docx
@@ -50,7 +50,7 @@
           <w:color w:val="1A7A40"/>
           <w:sz w:val="20"/>
         </w:rPr>
-        <w:t>Re-rating catalyst building — record underweight at valuation extreme</w:t>
+        <w:t>Re-rating catalyst building, record underweight at valuation extreme</w:t>
       </w:r>
     </w:p>
     <w:p>
@@ -71,7 +71,7 @@
           <w:i w:val="0"/>
           <w:sz w:val="21"/>
         </w:rPr>
-        <w:t>MSCI Europe trades at a 38% forward P/E discount to the S&amp;P 500, close to historic extremes. About 60% of that gap is explained by index composition alone — the US carries 30% technology weighting versus Europe's 8%. The remaining discount is cyclical and mean-reverts. With fiscal regime shift and ECB easing underway, the backdrop is turning at the moment positioning is at record lows.</w:t>
+        <w:t>MSCI Europe trades at a 38% forward P/E discount to the S&amp;P 500, close to historic extremes. About 60% of that gap is explained by index composition: the US carries 30% technology weighting versus Europe's 8%. The remaining discount is cyclical and mean-reverts. With fiscal regime shift and ECB easing underway, the backdrop is turning at the moment positioning is at record lows.</w:t>
       </w:r>
     </w:p>
     <w:p>
@@ -293,7 +293,7 @@
           <w:rFonts w:ascii="Calibri" w:hAnsi="Calibri"/>
           <w:sz w:val="21"/>
         </w:rPr>
-        <w:t>Around 60% of the P/E gap is attributable to index composition. The US carries 30% technology weighting versus 8% for Europe. Financials (18%) and Industrials (14%) dominate MSCI Europe — lower-multiple sectors by definition. Sector-adjusted, European equities trade closer to a 20% discount rather than 38%.</w:t>
+        <w:t>Around 60% of the P/E gap is attributable to index composition. The US carries 30% technology weighting versus 8% for Europe. Financials (18%) and Industrials (14%) dominate MSCI Europe, lower-multiple sectors by definition. Sector-adjusted, European equities trade closer to a 20% discount rather than 38%.</w:t>
       </w:r>
     </w:p>
     <w:p>
@@ -316,7 +316,7 @@
           <w:rFonts w:ascii="Calibri" w:hAnsi="Calibri"/>
           <w:sz w:val="21"/>
         </w:rPr>
-        <w:t>Europe does not need to outgrow the US. EPS revisions have inflected positively for the first time since 2022. A modest expectation reset from an extreme position drives material multiple expansion — that is the primary return driver here.</w:t>
+        <w:t>Europe does not need to outgrow the US. EPS revisions have inflected positively for the first time since 2022. A modest expectation reset from an extreme position drives material multiple expansion. That is the primary return driver..</w:t>
       </w:r>
     </w:p>
     <w:p>
@@ -356,7 +356,7 @@
           <w:i w:val="0"/>
           <w:sz w:val="21"/>
         </w:rPr>
-        <w:t>US technology outperformance explains much of the headline discount, but equity duration matters here. US tech is long-duration — cash flows priced far out — and most sensitive to rate changes. European cyclicals are short-duration. They benefit more when inflation stabilises and the rate cycle turns. The ECB is 100-150bps ahead of the Fed in cutting.</w:t>
+        <w:t>US technology outperformance explains much of the headline discount, but equity duration matters. US tech is long-duration, cash flows priced far out, and most sensitive to rate changes. European cyclicals are short-duration. They benefit more when inflation stabilises and the rate cycle turns. The ECB is 100-150bps ahead of the Fed in cutting.</w:t>
       </w:r>
     </w:p>
     <w:p>
@@ -393,7 +393,7 @@
           <w:rFonts w:ascii="Calibri" w:hAnsi="Calibri"/>
           <w:sz w:val="21"/>
         </w:rPr>
-        <w:t>Germany's €500bn infrastructure and defence commitment marks a structural end to post-GFC fiscal austerity, directly benefiting Industrials, Construction, and Defence — sectors where MSCI Europe is overweight relative to global indices.</w:t>
+        <w:t>Germany's €500bn infrastructure and defence commitment ends the post-GFC fiscal austerity era, directly benefiting Industrials, Construction, and Defence, sectors where MSCI Europe is overweight relative to global indices.</w:t>
       </w:r>
     </w:p>
     <w:p>
@@ -416,7 +416,7 @@
           <w:rFonts w:ascii="Calibri" w:hAnsi="Calibri"/>
           <w:sz w:val="21"/>
         </w:rPr>
-        <w:t>BofA FMS December 2025 showed a record global underweight of European equities. Any rebalancing toward historical allocation — even partial — represents a mechanical flow tailwind that is independent of fundamentals.</w:t>
+        <w:t>BofA FMS December 2025 showed a record global underweight of European equities. Any rebalancing toward historical allocation, even partial, creates a mechanical flow tailwind that is independent of fundamentals.</w:t>
       </w:r>
     </w:p>
     <w:p>
@@ -573,7 +573,7 @@
           <w:color w:val="0D1B2A"/>
           <w:sz w:val="21"/>
         </w:rPr>
-        <w:t>The bull case does not require European economic outperformance. It requires only that expectations stabilise from deeply depressed levels. A reversion to the 20-year average P/E spread (15% vs current 38%), with no earnings growth assumed, implies MSCI Europe re-rating from 13x to roughly 17x — approximately 30% upside from multiple expansion alone, before any earnings contribution.</w:t>
+        <w:t>The bull case does not need European economic outperformance. It only needs expectations to stabilise from deeply depressed levels. A reversion to the 20-year average P/E spread (15% vs current 38%), with no earnings growth assumed, implies MSCI Europe re-rating from 13x to roughly 17x, approximately 30% upside from multiple expansion alone, before any earnings contribution.</w:t>
       </w:r>
     </w:p>
     <w:p>
@@ -745,7 +745,7 @@
           <w:color w:val="1B4F72"/>
           <w:sz w:val="22"/>
         </w:rPr>
-        <w:t>1. OLS Regression — P/E Discount vs Subsequent Returns</w:t>
+        <w:t>1. OLS Regression: P/E Discount vs Subsequent Returns</w:t>
       </w:r>
     </w:p>
     <w:p>
@@ -761,7 +761,7 @@
         </w:rPr>
         <w:t>Model: MSCI Europe 12m forward return (%) = α + β × (Europe/US P/E discount %)</w:t>
         <w:br/>
-        <w:t>Sample: 2000-2023 annual data (n=24). Note: R²=0.037, p=0.370 — not statistically significant.</w:t>
+        <w:t>Sample: 2000-2023 annual data (n=24). Note: R²=0.037, p=0.370, not statistically significant.</w:t>
         <w:br/>
         <w:t>Explanation: The relationship is noisy due to FX effects, GFC outliers, and varying sector composition. The more reliable argument is the scenario analysis below, not a direct linear extrapolation.</w:t>
       </w:r>
@@ -1545,7 +1545,7 @@
           <w:color w:val="1B4F72"/>
           <w:sz w:val="22"/>
         </w:rPr>
-        <w:t>3. Index Sector Composition — US vs Europe</w:t>
+        <w:t>3. Index Sector Composition: US vs Europe</w:t>
       </w:r>
     </w:p>
     <w:tbl>
@@ -2299,7 +2299,7 @@
           <w:color w:val="4A5568"/>
           <w:sz w:val="18"/>
         </w:rPr>
-        <w:t>Figure 1: MSCI Europe vs S&amp;P 500 forward P/E discount — 20-year history. Current -38% near cycle extreme. Periods below 20yr average (gold dashed) historically preceded outperformance. Source: Bloomberg, FactSet.</w:t>
+        <w:t>Figure 1: MSCI Europe vs S&amp;P 500 forward P/E discount, 20-year history. Current -38% near cycle extreme. Periods below 20yr average (gold dashed) historically preceded outperformance. Source: Bloomberg, FactSet.</w:t>
       </w:r>
     </w:p>
     <w:p>
@@ -2426,7 +2426,7 @@
           <w:color w:val="4A5568"/>
           <w:sz w:val="18"/>
         </w:rPr>
-        <w:t>Figure 1: MSCI Europe vs S&amp;P 500 forward P/E discount — 20-year history. Current -38% near cycle extreme. Periods below 20yr average (gold dashed) historically preceded outperformance. Source: Bloomberg, FactSet.</w:t>
+        <w:t>Figure 1: MSCI Europe vs S&amp;P 500 forward P/E discount, 20-year history. Current -38% near cycle extreme. Periods below 20yr average (gold dashed) historically preceded outperformance. Source: Bloomberg, FactSet.</w:t>
       </w:r>
     </w:p>
     <w:p>

--- a/memos/memo-02-european-equities.docx
+++ b/memos/memo-02-european-equities.docx
@@ -14,7 +14,7 @@
           <w:color w:val="4A5568"/>
           <w:sz w:val="18"/>
         </w:rPr>
-        <w:t>MEMO 02  ·  Q1 2026</w:t>
+        <w:t>SHORT MEMO 02  ·  Q1 2026</w:t>
       </w:r>
     </w:p>
     <w:p>
@@ -2249,13 +2249,12 @@
     </w:p>
     <w:p>
       <w:pPr>
-        <w:spacing w:before="120" w:after="40"/>
         <w:jc w:val="center"/>
       </w:pPr>
       <w:r>
         <w:drawing>
           <wp:inline xmlns:a="http://schemas.openxmlformats.org/drawingml/2006/main" xmlns:pic="http://schemas.openxmlformats.org/drawingml/2006/picture">
-            <wp:extent cx="5303520" cy="3049134"/>
+            <wp:extent cx="5669280" cy="2692144"/>
             <wp:docPr id="1" name="Picture 1"/>
             <wp:cNvGraphicFramePr>
               <a:graphicFrameLocks noChangeAspect="1"/>
@@ -2264,11 +2263,11 @@
               <a:graphicData uri="http://schemas.openxmlformats.org/drawingml/2006/picture">
                 <pic:pic>
                   <pic:nvPicPr>
-                    <pic:cNvPr id="0" name="memo02_a_pe_discount_history.png"/>
+                    <pic:cNvPr id="0" name="m02_pe_absolute.png"/>
                     <pic:cNvPicPr/>
                   </pic:nvPicPr>
                   <pic:blipFill>
-                    <a:blip r:embed="rId10"/>
+                    <a:blip r:embed="rId14"/>
                     <a:stretch>
                       <a:fillRect/>
                     </a:stretch>
@@ -2276,7 +2275,7 @@
                   <pic:spPr>
                     <a:xfrm>
                       <a:off x="0" y="0"/>
-                      <a:ext cx="5303520" cy="3049134"/>
+                      <a:ext cx="5669280" cy="2692144"/>
                     </a:xfrm>
                     <a:prstGeom prst="rect"/>
                   </pic:spPr>
@@ -2289,28 +2288,26 @@
     </w:p>
     <w:p>
       <w:pPr>
-        <w:spacing w:before="0" w:after="200"/>
         <w:jc w:val="center"/>
       </w:pPr>
       <w:r>
         <w:rPr>
-          <w:rFonts w:ascii="Calibri" w:hAnsi="Calibri"/>
           <w:i/>
-          <w:color w:val="4A5568"/>
-          <w:sz w:val="18"/>
+          <w:color w:val="444444"/>
+          <w:sz w:val="15"/>
         </w:rPr>
-        <w:t>Figure 1: MSCI Europe vs S&amp;P 500 forward P/E discount, 20-year history. Current -38% near cycle extreme. Periods below 20yr average (gold dashed) historically preceded outperformance. Source: Bloomberg, FactSet.</w:t>
+        <w:t>Figure 1: MSCI Europe Absolute Forward P/E (2005-2025)   |   Data: tab '2_PE_History' in memo-02-european-equities-data.xlsx   |   Generation code: Audit_Log tab in memo-02-european-equities-data.xlsx</w:t>
       </w:r>
     </w:p>
+    <w:p/>
     <w:p>
       <w:pPr>
-        <w:spacing w:before="120" w:after="40"/>
         <w:jc w:val="center"/>
       </w:pPr>
       <w:r>
         <w:drawing>
           <wp:inline xmlns:a="http://schemas.openxmlformats.org/drawingml/2006/main" xmlns:pic="http://schemas.openxmlformats.org/drawingml/2006/picture">
-            <wp:extent cx="5303520" cy="3381577"/>
+            <wp:extent cx="5669280" cy="2668193"/>
             <wp:docPr id="2" name="Picture 2"/>
             <wp:cNvGraphicFramePr>
               <a:graphicFrameLocks noChangeAspect="1"/>
@@ -2319,11 +2316,11 @@
               <a:graphicData uri="http://schemas.openxmlformats.org/drawingml/2006/picture">
                 <pic:pic>
                   <pic:nvPicPr>
-                    <pic:cNvPr id="0" name="memo02_b_sector_composition.png"/>
+                    <pic:cNvPr id="0" name="m02_pe_discount_history.png"/>
                     <pic:cNvPicPr/>
                   </pic:nvPicPr>
                   <pic:blipFill>
-                    <a:blip r:embed="rId11"/>
+                    <a:blip r:embed="rId15"/>
                     <a:stretch>
                       <a:fillRect/>
                     </a:stretch>
@@ -2331,7 +2328,7 @@
                   <pic:spPr>
                     <a:xfrm>
                       <a:off x="0" y="0"/>
-                      <a:ext cx="5303520" cy="3381577"/>
+                      <a:ext cx="5669280" cy="2668193"/>
                     </a:xfrm>
                     <a:prstGeom prst="rect"/>
                   </pic:spPr>
@@ -2344,45 +2341,26 @@
     </w:p>
     <w:p>
       <w:pPr>
-        <w:spacing w:before="0" w:after="200"/>
         <w:jc w:val="center"/>
       </w:pPr>
       <w:r>
         <w:rPr>
-          <w:rFonts w:ascii="Calibri" w:hAnsi="Calibri"/>
           <w:i/>
-          <w:color w:val="4A5568"/>
-          <w:sz w:val="18"/>
+          <w:color w:val="444444"/>
+          <w:sz w:val="15"/>
         </w:rPr>
-        <w:t>Figure 2: Index sector composition comparison. US 30% Technology weight vs Europe 8% mechanically explains ~60% of the headline P/E discount. Source: MSCI Q1 2026.</w:t>
+        <w:t>Figure 2: MSCI Europe / S&amp;P 500 Fwd P/E Ratio — 38% Discount   |   Data: tab '2_PE_History' in memo-02-european-equities-data.xlsx   |   Generation code: Audit_Log tab in memo-02-european-equities-data.xlsx</w:t>
       </w:r>
     </w:p>
+    <w:p/>
     <w:p>
       <w:pPr>
-        <w:spacing w:before="240" w:after="80"/>
-        <w:pBdr>
-          <w:bottom w:val="single" w:sz="4" w:color="2E86AB"/>
-        </w:pBdr>
-      </w:pPr>
-      <w:r>
-        <w:rPr>
-          <w:rFonts w:ascii="Calibri" w:hAnsi="Calibri"/>
-          <w:b/>
-          <w:color w:val="0D1B2A"/>
-          <w:sz w:val="24"/>
-        </w:rPr>
-        <w:t>Charts &amp; Visual Analysis</w:t>
-      </w:r>
-    </w:p>
-    <w:p>
-      <w:pPr>
-        <w:spacing w:before="120" w:after="40"/>
         <w:jc w:val="center"/>
       </w:pPr>
       <w:r>
         <w:drawing>
           <wp:inline xmlns:a="http://schemas.openxmlformats.org/drawingml/2006/main" xmlns:pic="http://schemas.openxmlformats.org/drawingml/2006/picture">
-            <wp:extent cx="5303520" cy="3049134"/>
+            <wp:extent cx="5669280" cy="3273091"/>
             <wp:docPr id="3" name="Picture 3"/>
             <wp:cNvGraphicFramePr>
               <a:graphicFrameLocks noChangeAspect="1"/>
@@ -2391,11 +2369,11 @@
               <a:graphicData uri="http://schemas.openxmlformats.org/drawingml/2006/picture">
                 <pic:pic>
                   <pic:nvPicPr>
-                    <pic:cNvPr id="0" name="memo02_a_pe_discount_history.png"/>
+                    <pic:cNvPr id="0" name="m02_sector_composition.png"/>
                     <pic:cNvPicPr/>
                   </pic:nvPicPr>
                   <pic:blipFill>
-                    <a:blip r:embed="rId12"/>
+                    <a:blip r:embed="rId16"/>
                     <a:stretch>
                       <a:fillRect/>
                     </a:stretch>
@@ -2403,7 +2381,7 @@
                   <pic:spPr>
                     <a:xfrm>
                       <a:off x="0" y="0"/>
-                      <a:ext cx="5303520" cy="3049134"/>
+                      <a:ext cx="5669280" cy="3273091"/>
                     </a:xfrm>
                     <a:prstGeom prst="rect"/>
                   </pic:spPr>
@@ -2416,28 +2394,26 @@
     </w:p>
     <w:p>
       <w:pPr>
-        <w:spacing w:before="0" w:after="200"/>
         <w:jc w:val="center"/>
       </w:pPr>
       <w:r>
         <w:rPr>
-          <w:rFonts w:ascii="Calibri" w:hAnsi="Calibri"/>
           <w:i/>
-          <w:color w:val="4A5568"/>
-          <w:sz w:val="18"/>
+          <w:color w:val="444444"/>
+          <w:sz w:val="15"/>
         </w:rPr>
-        <w:t>Figure 1: MSCI Europe vs S&amp;P 500 forward P/E discount, 20-year history. Current -38% near cycle extreme. Periods below 20yr average (gold dashed) historically preceded outperformance. Source: Bloomberg, FactSet.</w:t>
+        <w:t>Figure 3: Index Sector Composition: S&amp;P 500 vs MSCI Europe   |   Data: tab '3_Sector_Composition' in memo-02-european-equities-data.xlsx   |   Generation code: Audit_Log tab in memo-02-european-equities-data.xlsx</w:t>
       </w:r>
     </w:p>
+    <w:p/>
     <w:p>
       <w:pPr>
-        <w:spacing w:before="120" w:after="40"/>
         <w:jc w:val="center"/>
       </w:pPr>
       <w:r>
         <w:drawing>
           <wp:inline xmlns:a="http://schemas.openxmlformats.org/drawingml/2006/main" xmlns:pic="http://schemas.openxmlformats.org/drawingml/2006/picture">
-            <wp:extent cx="5303520" cy="3381578"/>
+            <wp:extent cx="5669280" cy="3022510"/>
             <wp:docPr id="4" name="Picture 4"/>
             <wp:cNvGraphicFramePr>
               <a:graphicFrameLocks noChangeAspect="1"/>
@@ -2446,11 +2422,11 @@
               <a:graphicData uri="http://schemas.openxmlformats.org/drawingml/2006/picture">
                 <pic:pic>
                   <pic:nvPicPr>
-                    <pic:cNvPr id="0" name="memo02_b_sector_composition.png"/>
+                    <pic:cNvPr id="0" name="m02_capital_flows.png"/>
                     <pic:cNvPicPr/>
                   </pic:nvPicPr>
                   <pic:blipFill>
-                    <a:blip r:embed="rId13"/>
+                    <a:blip r:embed="rId17"/>
                     <a:stretch>
                       <a:fillRect/>
                     </a:stretch>
@@ -2458,7 +2434,7 @@
                   <pic:spPr>
                     <a:xfrm>
                       <a:off x="0" y="0"/>
-                      <a:ext cx="5303520" cy="3381578"/>
+                      <a:ext cx="5669280" cy="3022510"/>
                     </a:xfrm>
                     <a:prstGeom prst="rect"/>
                   </pic:spPr>
@@ -2471,19 +2447,124 @@
     </w:p>
     <w:p>
       <w:pPr>
-        <w:spacing w:before="0" w:after="200"/>
         <w:jc w:val="center"/>
       </w:pPr>
       <w:r>
         <w:rPr>
-          <w:rFonts w:ascii="Calibri" w:hAnsi="Calibri"/>
           <w:i/>
-          <w:color w:val="4A5568"/>
-          <w:sz w:val="18"/>
+          <w:color w:val="444444"/>
+          <w:sz w:val="15"/>
         </w:rPr>
-        <w:t>Figure 2: Index sector composition comparison. US 30% Technology weight vs Europe 8% mechanically explains ~60% of the headline P/E discount. Source: MSCI Q1 2026.</w:t>
+        <w:t>Figure 4: Annual Equity Fund Flows: US vs Europe (2019-2025)   |   Data: tab '6_Capital_Flows' in memo-02-european-equities-data.xlsx   |   Generation code: Audit_Log tab in memo-02-european-equities-data.xlsx</w:t>
       </w:r>
     </w:p>
+    <w:p/>
+    <w:p>
+      <w:pPr>
+        <w:jc w:val="center"/>
+      </w:pPr>
+      <w:r>
+        <w:drawing>
+          <wp:inline xmlns:a="http://schemas.openxmlformats.org/drawingml/2006/main" xmlns:pic="http://schemas.openxmlformats.org/drawingml/2006/picture">
+            <wp:extent cx="5669280" cy="2999125"/>
+            <wp:docPr id="5" name="Picture 5"/>
+            <wp:cNvGraphicFramePr>
+              <a:graphicFrameLocks noChangeAspect="1"/>
+            </wp:cNvGraphicFramePr>
+            <a:graphic>
+              <a:graphicData uri="http://schemas.openxmlformats.org/drawingml/2006/picture">
+                <pic:pic>
+                  <pic:nvPicPr>
+                    <pic:cNvPr id="0" name="m02_cumulative_flows.png"/>
+                    <pic:cNvPicPr/>
+                  </pic:nvPicPr>
+                  <pic:blipFill>
+                    <a:blip r:embed="rId18"/>
+                    <a:stretch>
+                      <a:fillRect/>
+                    </a:stretch>
+                  </pic:blipFill>
+                  <pic:spPr>
+                    <a:xfrm>
+                      <a:off x="0" y="0"/>
+                      <a:ext cx="5669280" cy="2999125"/>
+                    </a:xfrm>
+                    <a:prstGeom prst="rect"/>
+                  </pic:spPr>
+                </pic:pic>
+              </a:graphicData>
+            </a:graphic>
+          </wp:inline>
+        </w:drawing>
+      </w:r>
+    </w:p>
+    <w:p>
+      <w:pPr>
+        <w:jc w:val="center"/>
+      </w:pPr>
+      <w:r>
+        <w:rPr>
+          <w:i/>
+          <w:color w:val="444444"/>
+          <w:sz w:val="15"/>
+        </w:rPr>
+        <w:t>Figure 5: Cumulative Flow Divergence: US vs Europe (2019-2025)   |   Data: tab '6_Capital_Flows' in memo-02-european-equities-data.xlsx   |   Generation code: Audit_Log tab in memo-02-european-equities-data.xlsx</w:t>
+      </w:r>
+    </w:p>
+    <w:p/>
+    <w:p>
+      <w:pPr>
+        <w:jc w:val="center"/>
+      </w:pPr>
+      <w:r>
+        <w:drawing>
+          <wp:inline xmlns:a="http://schemas.openxmlformats.org/drawingml/2006/main" xmlns:pic="http://schemas.openxmlformats.org/drawingml/2006/picture">
+            <wp:extent cx="5669280" cy="2778949"/>
+            <wp:docPr id="6" name="Picture 6"/>
+            <wp:cNvGraphicFramePr>
+              <a:graphicFrameLocks noChangeAspect="1"/>
+            </wp:cNvGraphicFramePr>
+            <a:graphic>
+              <a:graphicData uri="http://schemas.openxmlformats.org/drawingml/2006/picture">
+                <pic:pic>
+                  <pic:nvPicPr>
+                    <pic:cNvPr id="0" name="m02_scenarios.png"/>
+                    <pic:cNvPicPr/>
+                  </pic:nvPicPr>
+                  <pic:blipFill>
+                    <a:blip r:embed="rId19"/>
+                    <a:stretch>
+                      <a:fillRect/>
+                    </a:stretch>
+                  </pic:blipFill>
+                  <pic:spPr>
+                    <a:xfrm>
+                      <a:off x="0" y="0"/>
+                      <a:ext cx="5669280" cy="2778949"/>
+                    </a:xfrm>
+                    <a:prstGeom prst="rect"/>
+                  </pic:spPr>
+                </pic:pic>
+              </a:graphicData>
+            </a:graphic>
+          </wp:inline>
+        </w:drawing>
+      </w:r>
+    </w:p>
+    <w:p>
+      <w:pPr>
+        <w:jc w:val="center"/>
+      </w:pPr>
+      <w:r>
+        <w:rPr>
+          <w:i/>
+          <w:color w:val="444444"/>
+          <w:sz w:val="15"/>
+        </w:rPr>
+        <w:t>Figure 6: P/E Re-rating Scenario Returns (Entry 13x, EPS +5%)   |   Data: tab '5_Scenarios' in memo-02-european-equities-data.xlsx   |   Generation code: Audit_Log tab in memo-02-european-equities-data.xlsx</w:t>
+      </w:r>
+    </w:p>
+    <w:p/>
     <w:sectPr>
       <w:footerReference w:type="default" r:id="rId9"/>
       <w:pgSz w:w="11906" w:h="16838"/>

--- a/memos/memo-02-european-equities.docx
+++ b/memos/memo-02-european-equities.docx
@@ -7,48 +7,71 @@
         <w:pBdr>
           <w:bottom w:val="single" w:sz="6" w:color="0D1B2A"/>
         </w:pBdr>
+        <w:jc w:val="both"/>
+        <w:spacing w:line="360" w:lineRule="auto"/>
+        <w:rPr>
+          <w:rFonts w:ascii="Times New Roman" w:hAnsi="Times New Roman" w:cs="Times New Roman"/>
+          <w:sz w:val="22"/>
+          <w:szCs w:val="22"/>
+        </w:rPr>
       </w:pPr>
       <w:r>
         <w:rPr>
-          <w:rFonts w:ascii="Calibri" w:hAnsi="Calibri"/>
+          <w:rFonts w:ascii="Times New Roman" w:hAnsi="Times New Roman" w:cs="Times New Roman"/>
           <w:color w:val="4A5568"/>
-          <w:sz w:val="18"/>
+          <w:sz w:val="22"/>
+          <w:szCs w:val="22"/>
         </w:rPr>
         <w:t>SHORT MEMO 02  ·  Q1 2026</w:t>
       </w:r>
     </w:p>
     <w:p>
       <w:pPr>
-        <w:spacing w:before="120" w:after="40"/>
+        <w:spacing w:before="120" w:after="40" w:line="360" w:lineRule="auto"/>
+        <w:jc w:val="both"/>
+        <w:rPr>
+          <w:rFonts w:ascii="Times New Roman" w:hAnsi="Times New Roman" w:cs="Times New Roman"/>
+          <w:sz w:val="22"/>
+          <w:szCs w:val="22"/>
+        </w:rPr>
       </w:pPr>
       <w:r>
         <w:rPr>
-          <w:rFonts w:ascii="Calibri" w:hAnsi="Calibri"/>
+          <w:rFonts w:ascii="Times New Roman" w:hAnsi="Times New Roman" w:cs="Times New Roman"/>
           <w:b/>
           <w:color w:val="0D1B2A"/>
-          <w:sz w:val="36"/>
+          <w:sz w:val="22"/>
+          <w:szCs w:val="22"/>
         </w:rPr>
         <w:t>European Equities: Structural Discount or Opportunity Before Capital Rotation?</w:t>
       </w:r>
     </w:p>
     <w:p>
       <w:pPr>
-        <w:spacing w:before="0" w:after="40"/>
+        <w:spacing w:before="0" w:after="40" w:line="360" w:lineRule="auto"/>
+        <w:jc w:val="both"/>
+        <w:rPr>
+          <w:rFonts w:ascii="Times New Roman" w:hAnsi="Times New Roman" w:cs="Times New Roman"/>
+          <w:sz w:val="22"/>
+          <w:szCs w:val="22"/>
+        </w:rPr>
       </w:pPr>
       <w:r>
         <w:rPr>
-          <w:rFonts w:ascii="Calibri" w:hAnsi="Calibri"/>
+          <w:rFonts w:ascii="Times New Roman" w:hAnsi="Times New Roman" w:cs="Times New Roman"/>
           <w:color w:val="4A5568"/>
-          <w:sz w:val="20"/>
+          <w:sz w:val="22"/>
+          <w:szCs w:val="22"/>
         </w:rPr>
         <w:t xml:space="preserve">Sector: European Equities / Global Allocation  ·  Q1 2026  </w:t>
       </w:r>
       <w:r>
         <w:rPr>
-          <w:rFonts w:ascii="Calibri" w:hAnsi="Calibri"/>
+          <w:rFonts w:ascii="Times New Roman" w:hAnsi="Times New Roman" w:cs="Times New Roman"/>
           <w:b/>
           <w:color w:val="1A7A40"/>
-          <w:sz w:val="20"/>
+          <w:sz w:val="22"/>
+          <w:szCs w:val="22"/>
         </w:rPr>
         <w:t>Re-rating catalyst building, record underweight at valuation extreme</w:t>
       </w:r>
@@ -58,32 +81,52 @@
         <w:pBdr>
           <w:bottom w:val="single" w:sz="4" w:color="2E86AB"/>
         </w:pBdr>
-        <w:spacing w:after="120"/>
+        <w:spacing w:after="120" w:line="360" w:lineRule="auto"/>
+        <w:jc w:val="both"/>
+        <w:rPr>
+          <w:rFonts w:ascii="Times New Roman" w:hAnsi="Times New Roman" w:cs="Times New Roman"/>
+          <w:sz w:val="22"/>
+          <w:szCs w:val="22"/>
+        </w:rPr>
       </w:pPr>
     </w:p>
     <w:p>
       <w:pPr>
-        <w:spacing w:before="0" w:after="100"/>
+        <w:spacing w:before="0" w:after="100" w:line="360" w:lineRule="auto"/>
+        <w:jc w:val="both"/>
+        <w:rPr>
+          <w:rFonts w:ascii="Times New Roman" w:hAnsi="Times New Roman" w:cs="Times New Roman"/>
+          <w:sz w:val="22"/>
+          <w:szCs w:val="22"/>
+        </w:rPr>
       </w:pPr>
       <w:r>
         <w:rPr>
-          <w:rFonts w:ascii="Calibri" w:hAnsi="Calibri"/>
+          <w:rFonts w:ascii="Times New Roman" w:hAnsi="Times New Roman" w:cs="Times New Roman"/>
           <w:i w:val="0"/>
-          <w:sz w:val="21"/>
+          <w:sz w:val="22"/>
+          <w:szCs w:val="22"/>
         </w:rPr>
         <w:t>MSCI Europe trades at a 38% forward P/E discount to the S&amp;P 500, close to historic extremes. About 60% of that gap is explained by index composition: the US carries 30% technology weighting versus Europe's 8%. The remaining discount is cyclical and mean-reverts. With fiscal regime shift and ECB easing underway, the backdrop is turning at the moment positioning is at record lows.</w:t>
       </w:r>
     </w:p>
     <w:p>
       <w:pPr>
-        <w:spacing w:before="160" w:after="60"/>
+        <w:spacing w:before="160" w:after="60" w:line="360" w:lineRule="auto"/>
+        <w:jc w:val="both"/>
+        <w:rPr>
+          <w:rFonts w:ascii="Times New Roman" w:hAnsi="Times New Roman" w:cs="Times New Roman"/>
+          <w:sz w:val="22"/>
+          <w:szCs w:val="22"/>
+        </w:rPr>
       </w:pPr>
       <w:r>
         <w:rPr>
-          <w:rFonts w:ascii="Calibri" w:hAnsi="Calibri"/>
+          <w:rFonts w:ascii="Times New Roman" w:hAnsi="Times New Roman" w:cs="Times New Roman"/>
           <w:b/>
           <w:color w:val="0D1B2A"/>
-          <w:sz w:val="24"/>
+          <w:sz w:val="22"/>
+          <w:szCs w:val="22"/>
         </w:rPr>
         <w:t>Key Metrics</w:t>
       </w:r>
@@ -109,14 +152,21 @@
           </w:tcPr>
           <w:p>
             <w:pPr>
-              <w:jc w:val="center"/>
+              <w:jc w:val="both"/>
+              <w:spacing w:line="360" w:lineRule="auto"/>
+              <w:rPr>
+                <w:rFonts w:ascii="Times New Roman" w:hAnsi="Times New Roman" w:cs="Times New Roman"/>
+                <w:sz w:val="22"/>
+                <w:szCs w:val="22"/>
+              </w:rPr>
             </w:pPr>
             <w:r>
               <w:rPr>
-                <w:rFonts w:ascii="Calibri" w:hAnsi="Calibri"/>
+                <w:rFonts w:ascii="Times New Roman" w:hAnsi="Times New Roman" w:cs="Times New Roman"/>
                 <w:b/>
                 <w:color w:val="C9993A"/>
-                <w:sz w:val="36"/>
+                <w:sz w:val="22"/>
+                <w:szCs w:val="22"/>
               </w:rPr>
               <w:t>38%</w:t>
             </w:r>
@@ -130,14 +180,21 @@
           </w:tcPr>
           <w:p>
             <w:pPr>
-              <w:jc w:val="center"/>
+              <w:jc w:val="both"/>
+              <w:spacing w:line="360" w:lineRule="auto"/>
+              <w:rPr>
+                <w:rFonts w:ascii="Times New Roman" w:hAnsi="Times New Roman" w:cs="Times New Roman"/>
+                <w:sz w:val="22"/>
+                <w:szCs w:val="22"/>
+              </w:rPr>
             </w:pPr>
             <w:r>
               <w:rPr>
-                <w:rFonts w:ascii="Calibri" w:hAnsi="Calibri"/>
+                <w:rFonts w:ascii="Times New Roman" w:hAnsi="Times New Roman" w:cs="Times New Roman"/>
                 <w:b/>
                 <w:color w:val="C9993A"/>
-                <w:sz w:val="36"/>
+                <w:sz w:val="22"/>
+                <w:szCs w:val="22"/>
               </w:rPr>
               <w:t>€500bn</w:t>
             </w:r>
@@ -151,14 +208,21 @@
           </w:tcPr>
           <w:p>
             <w:pPr>
-              <w:jc w:val="center"/>
+              <w:jc w:val="both"/>
+              <w:spacing w:line="360" w:lineRule="auto"/>
+              <w:rPr>
+                <w:rFonts w:ascii="Times New Roman" w:hAnsi="Times New Roman" w:cs="Times New Roman"/>
+                <w:sz w:val="22"/>
+                <w:szCs w:val="22"/>
+              </w:rPr>
             </w:pPr>
             <w:r>
               <w:rPr>
-                <w:rFonts w:ascii="Calibri" w:hAnsi="Calibri"/>
+                <w:rFonts w:ascii="Times New Roman" w:hAnsi="Times New Roman" w:cs="Times New Roman"/>
                 <w:b/>
                 <w:color w:val="C9993A"/>
-                <w:sz w:val="36"/>
+                <w:sz w:val="22"/>
+                <w:szCs w:val="22"/>
               </w:rPr>
               <w:t>Record</w:t>
             </w:r>
@@ -173,13 +237,20 @@
           </w:tcPr>
           <w:p>
             <w:pPr>
-              <w:jc w:val="center"/>
+              <w:jc w:val="both"/>
+              <w:spacing w:line="360" w:lineRule="auto"/>
+              <w:rPr>
+                <w:rFonts w:ascii="Times New Roman" w:hAnsi="Times New Roman" w:cs="Times New Roman"/>
+                <w:sz w:val="22"/>
+                <w:szCs w:val="22"/>
+              </w:rPr>
             </w:pPr>
             <w:r>
               <w:rPr>
-                <w:rFonts w:ascii="Calibri" w:hAnsi="Calibri"/>
+                <w:rFonts w:ascii="Times New Roman" w:hAnsi="Times New Roman" w:cs="Times New Roman"/>
                 <w:color w:val="FFFFFF"/>
-                <w:sz w:val="18"/>
+                <w:sz w:val="22"/>
+                <w:szCs w:val="22"/>
               </w:rPr>
               <w:t>MSCI Europe discount to S&amp;P 500</w:t>
               <w:br/>
@@ -194,13 +265,20 @@
           </w:tcPr>
           <w:p>
             <w:pPr>
-              <w:jc w:val="center"/>
+              <w:jc w:val="both"/>
+              <w:spacing w:line="360" w:lineRule="auto"/>
+              <w:rPr>
+                <w:rFonts w:ascii="Times New Roman" w:hAnsi="Times New Roman" w:cs="Times New Roman"/>
+                <w:sz w:val="22"/>
+                <w:szCs w:val="22"/>
+              </w:rPr>
             </w:pPr>
             <w:r>
               <w:rPr>
-                <w:rFonts w:ascii="Calibri" w:hAnsi="Calibri"/>
+                <w:rFonts w:ascii="Times New Roman" w:hAnsi="Times New Roman" w:cs="Times New Roman"/>
                 <w:color w:val="FFFFFF"/>
-                <w:sz w:val="18"/>
+                <w:sz w:val="22"/>
+                <w:szCs w:val="22"/>
               </w:rPr>
               <w:t>German fiscal commitment</w:t>
               <w:br/>
@@ -215,13 +293,20 @@
           </w:tcPr>
           <w:p>
             <w:pPr>
-              <w:jc w:val="center"/>
+              <w:jc w:val="both"/>
+              <w:spacing w:line="360" w:lineRule="auto"/>
+              <w:rPr>
+                <w:rFonts w:ascii="Times New Roman" w:hAnsi="Times New Roman" w:cs="Times New Roman"/>
+                <w:sz w:val="22"/>
+                <w:szCs w:val="22"/>
+              </w:rPr>
             </w:pPr>
             <w:r>
               <w:rPr>
-                <w:rFonts w:ascii="Calibri" w:hAnsi="Calibri"/>
+                <w:rFonts w:ascii="Times New Roman" w:hAnsi="Times New Roman" w:cs="Times New Roman"/>
                 <w:color w:val="FFFFFF"/>
-                <w:sz w:val="18"/>
+                <w:sz w:val="22"/>
+                <w:szCs w:val="22"/>
               </w:rPr>
               <w:t>Global fund mgr underweight of</w:t>
               <w:br/>
@@ -233,19 +318,32 @@
     </w:tbl>
     <w:p>
       <w:pPr>
-        <w:spacing w:before="0" w:after="160"/>
+        <w:spacing w:before="0" w:after="160" w:line="360" w:lineRule="auto"/>
+        <w:jc w:val="both"/>
+        <w:rPr>
+          <w:rFonts w:ascii="Times New Roman" w:hAnsi="Times New Roman" w:cs="Times New Roman"/>
+          <w:sz w:val="22"/>
+          <w:szCs w:val="22"/>
+        </w:rPr>
       </w:pPr>
     </w:p>
     <w:p>
       <w:pPr>
-        <w:spacing w:before="160" w:after="60"/>
+        <w:spacing w:before="160" w:after="60" w:line="360" w:lineRule="auto"/>
+        <w:jc w:val="both"/>
+        <w:rPr>
+          <w:rFonts w:ascii="Times New Roman" w:hAnsi="Times New Roman" w:cs="Times New Roman"/>
+          <w:sz w:val="22"/>
+          <w:szCs w:val="22"/>
+        </w:rPr>
       </w:pPr>
       <w:r>
         <w:rPr>
-          <w:rFonts w:ascii="Calibri" w:hAnsi="Calibri"/>
+          <w:rFonts w:ascii="Times New Roman" w:hAnsi="Times New Roman" w:cs="Times New Roman"/>
           <w:b/>
           <w:color w:val="0D1B2A"/>
-          <w:sz w:val="24"/>
+          <w:sz w:val="22"/>
+          <w:szCs w:val="22"/>
         </w:rPr>
         <w:t>Investment Thesis</w:t>
       </w:r>
@@ -253,22 +351,30 @@
     <w:p>
       <w:pPr>
         <w:pStyle w:val="ListBullet"/>
-        <w:spacing w:before="40" w:after="60"/>
+        <w:spacing w:before="40" w:after="60" w:line="360" w:lineRule="auto"/>
         <w:ind w:left="360"/>
+        <w:jc w:val="both"/>
+        <w:rPr>
+          <w:rFonts w:ascii="Times New Roman" w:hAnsi="Times New Roman" w:cs="Times New Roman"/>
+          <w:sz w:val="22"/>
+          <w:szCs w:val="22"/>
+        </w:rPr>
       </w:pPr>
       <w:r>
         <w:rPr>
-          <w:rFonts w:ascii="Calibri" w:hAnsi="Calibri"/>
+          <w:rFonts w:ascii="Times New Roman" w:hAnsi="Times New Roman" w:cs="Times New Roman"/>
           <w:b/>
           <w:color w:val="0D1B2A"/>
-          <w:sz w:val="21"/>
+          <w:sz w:val="22"/>
+          <w:szCs w:val="22"/>
         </w:rPr>
         <w:t xml:space="preserve">Historic valuation extreme:  </w:t>
       </w:r>
       <w:r>
         <w:rPr>
-          <w:rFonts w:ascii="Calibri" w:hAnsi="Calibri"/>
-          <w:sz w:val="21"/>
+          <w:rFonts w:ascii="Times New Roman" w:hAnsi="Times New Roman" w:cs="Times New Roman"/>
+          <w:sz w:val="22"/>
+          <w:szCs w:val="22"/>
         </w:rPr>
         <w:t>MSCI Europe trades at 13x 2026E earnings versus the S&amp;P 500 at 21x. The 20-year average spread is around 15%. Europe is priced for structural decline. The asymmetry is significant if the discount mean-reverts even partially from current levels.</w:t>
       </w:r>
@@ -276,22 +382,30 @@
     <w:p>
       <w:pPr>
         <w:pStyle w:val="ListBullet"/>
-        <w:spacing w:before="40" w:after="60"/>
+        <w:spacing w:before="40" w:after="60" w:line="360" w:lineRule="auto"/>
         <w:ind w:left="360"/>
+        <w:jc w:val="both"/>
+        <w:rPr>
+          <w:rFonts w:ascii="Times New Roman" w:hAnsi="Times New Roman" w:cs="Times New Roman"/>
+          <w:sz w:val="22"/>
+          <w:szCs w:val="22"/>
+        </w:rPr>
       </w:pPr>
       <w:r>
         <w:rPr>
-          <w:rFonts w:ascii="Calibri" w:hAnsi="Calibri"/>
+          <w:rFonts w:ascii="Times New Roman" w:hAnsi="Times New Roman" w:cs="Times New Roman"/>
           <w:b/>
           <w:color w:val="0D1B2A"/>
-          <w:sz w:val="21"/>
+          <w:sz w:val="22"/>
+          <w:szCs w:val="22"/>
         </w:rPr>
         <w:t xml:space="preserve">Discount is mechanically explained:  </w:t>
       </w:r>
       <w:r>
         <w:rPr>
-          <w:rFonts w:ascii="Calibri" w:hAnsi="Calibri"/>
-          <w:sz w:val="21"/>
+          <w:rFonts w:ascii="Times New Roman" w:hAnsi="Times New Roman" w:cs="Times New Roman"/>
+          <w:sz w:val="22"/>
+          <w:szCs w:val="22"/>
         </w:rPr>
         <w:t>Around 60% of the P/E gap is attributable to index composition. The US carries 30% technology weighting versus 8% for Europe. Financials (18%) and Industrials (14%) dominate MSCI Europe, lower-multiple sectors by definition. Sector-adjusted, European equities trade closer to a 20% discount rather than 38%.</w:t>
       </w:r>
@@ -299,76 +413,112 @@
     <w:p>
       <w:pPr>
         <w:pStyle w:val="ListBullet"/>
-        <w:spacing w:before="40" w:after="60"/>
+        <w:spacing w:before="40" w:after="60" w:line="360" w:lineRule="auto"/>
         <w:ind w:left="360"/>
+        <w:jc w:val="both"/>
+        <w:rPr>
+          <w:rFonts w:ascii="Times New Roman" w:hAnsi="Times New Roman" w:cs="Times New Roman"/>
+          <w:sz w:val="22"/>
+          <w:szCs w:val="22"/>
+        </w:rPr>
       </w:pPr>
       <w:r>
         <w:rPr>
-          <w:rFonts w:ascii="Calibri" w:hAnsi="Calibri"/>
+          <w:rFonts w:ascii="Times New Roman" w:hAnsi="Times New Roman" w:cs="Times New Roman"/>
           <w:b/>
           <w:color w:val="0D1B2A"/>
-          <w:sz w:val="21"/>
+          <w:sz w:val="22"/>
+          <w:szCs w:val="22"/>
         </w:rPr>
         <w:t xml:space="preserve">Re-rating thesis, not earnings thesis:  </w:t>
       </w:r>
       <w:r>
         <w:rPr>
-          <w:rFonts w:ascii="Calibri" w:hAnsi="Calibri"/>
-          <w:sz w:val="21"/>
+          <w:rFonts w:ascii="Times New Roman" w:hAnsi="Times New Roman" w:cs="Times New Roman"/>
+          <w:sz w:val="22"/>
+          <w:szCs w:val="22"/>
         </w:rPr>
         <w:t>Europe does not need to outgrow the US. EPS revisions have inflected positively for the first time since 2022. A modest expectation reset from an extreme position drives material multiple expansion. That is the primary return driver..</w:t>
       </w:r>
     </w:p>
     <w:p>
       <w:pPr>
-        <w:spacing w:before="160" w:after="60"/>
+        <w:spacing w:before="160" w:after="60" w:line="360" w:lineRule="auto"/>
+        <w:jc w:val="both"/>
+        <w:rPr>
+          <w:rFonts w:ascii="Times New Roman" w:hAnsi="Times New Roman" w:cs="Times New Roman"/>
+          <w:sz w:val="22"/>
+          <w:szCs w:val="22"/>
+        </w:rPr>
       </w:pPr>
       <w:r>
         <w:rPr>
-          <w:rFonts w:ascii="Calibri" w:hAnsi="Calibri"/>
+          <w:rFonts w:ascii="Times New Roman" w:hAnsi="Times New Roman" w:cs="Times New Roman"/>
           <w:b/>
           <w:color w:val="0D1B2A"/>
-          <w:sz w:val="24"/>
+          <w:sz w:val="22"/>
+          <w:szCs w:val="22"/>
         </w:rPr>
         <w:t>Market Context</w:t>
       </w:r>
     </w:p>
     <w:p>
       <w:pPr>
-        <w:spacing w:before="0" w:after="100"/>
+        <w:spacing w:before="0" w:after="100" w:line="360" w:lineRule="auto"/>
+        <w:jc w:val="both"/>
+        <w:rPr>
+          <w:rFonts w:ascii="Times New Roman" w:hAnsi="Times New Roman" w:cs="Times New Roman"/>
+          <w:sz w:val="22"/>
+          <w:szCs w:val="22"/>
+        </w:rPr>
       </w:pPr>
       <w:r>
         <w:rPr>
-          <w:rFonts w:ascii="Calibri" w:hAnsi="Calibri"/>
+          <w:rFonts w:ascii="Times New Roman" w:hAnsi="Times New Roman" w:cs="Times New Roman"/>
           <w:i w:val="0"/>
-          <w:sz w:val="21"/>
+          <w:sz w:val="22"/>
+          <w:szCs w:val="22"/>
         </w:rPr>
         <w:t>Capital flows have been self-reinforcing. Over $450bn net flowed into US equity ETFs in 2023-24 against roughly $28bn into European equivalents (BofA Global Research). Performance attracts flows; flows drive performance. This cycle has stretched European positioning to historic lows, creating conditions for reversal when the fundamental backdrop shifts.</w:t>
       </w:r>
     </w:p>
     <w:p>
       <w:pPr>
-        <w:spacing w:before="0" w:after="100"/>
+        <w:spacing w:before="0" w:after="100" w:line="360" w:lineRule="auto"/>
+        <w:jc w:val="both"/>
+        <w:rPr>
+          <w:rFonts w:ascii="Times New Roman" w:hAnsi="Times New Roman" w:cs="Times New Roman"/>
+          <w:sz w:val="22"/>
+          <w:szCs w:val="22"/>
+        </w:rPr>
       </w:pPr>
       <w:r>
         <w:rPr>
-          <w:rFonts w:ascii="Calibri" w:hAnsi="Calibri"/>
+          <w:rFonts w:ascii="Times New Roman" w:hAnsi="Times New Roman" w:cs="Times New Roman"/>
           <w:i w:val="0"/>
-          <w:sz w:val="21"/>
+          <w:sz w:val="22"/>
+          <w:szCs w:val="22"/>
         </w:rPr>
         <w:t>US technology outperformance explains much of the headline discount, but equity duration matters. US tech is long-duration, cash flows priced far out, and most sensitive to rate changes. European cyclicals are short-duration. They benefit more when inflation stabilises and the rate cycle turns. The ECB is 100-150bps ahead of the Fed in cutting.</w:t>
       </w:r>
     </w:p>
     <w:p>
       <w:pPr>
-        <w:spacing w:before="160" w:after="60"/>
+        <w:spacing w:before="160" w:after="60" w:line="360" w:lineRule="auto"/>
+        <w:jc w:val="both"/>
+        <w:rPr>
+          <w:rFonts w:ascii="Times New Roman" w:hAnsi="Times New Roman" w:cs="Times New Roman"/>
+          <w:sz w:val="22"/>
+          <w:szCs w:val="22"/>
+        </w:rPr>
       </w:pPr>
       <w:r>
         <w:rPr>
-          <w:rFonts w:ascii="Calibri" w:hAnsi="Calibri"/>
+          <w:rFonts w:ascii="Times New Roman" w:hAnsi="Times New Roman" w:cs="Times New Roman"/>
           <w:b/>
           <w:color w:val="0D1B2A"/>
-          <w:sz w:val="24"/>
+          <w:sz w:val="22"/>
+          <w:szCs w:val="22"/>
         </w:rPr>
         <w:t>Rerating Catalysts</w:t>
       </w:r>
@@ -376,22 +526,30 @@
     <w:p>
       <w:pPr>
         <w:pStyle w:val="ListBullet"/>
-        <w:spacing w:before="40" w:after="60"/>
+        <w:spacing w:before="40" w:after="60" w:line="360" w:lineRule="auto"/>
         <w:ind w:left="360"/>
+        <w:jc w:val="both"/>
+        <w:rPr>
+          <w:rFonts w:ascii="Times New Roman" w:hAnsi="Times New Roman" w:cs="Times New Roman"/>
+          <w:sz w:val="22"/>
+          <w:szCs w:val="22"/>
+        </w:rPr>
       </w:pPr>
       <w:r>
         <w:rPr>
-          <w:rFonts w:ascii="Calibri" w:hAnsi="Calibri"/>
+          <w:rFonts w:ascii="Times New Roman" w:hAnsi="Times New Roman" w:cs="Times New Roman"/>
           <w:b/>
           <w:color w:val="0D1B2A"/>
-          <w:sz w:val="21"/>
+          <w:sz w:val="22"/>
+          <w:szCs w:val="22"/>
         </w:rPr>
         <w:t xml:space="preserve">Fiscal regime break:  </w:t>
       </w:r>
       <w:r>
         <w:rPr>
-          <w:rFonts w:ascii="Calibri" w:hAnsi="Calibri"/>
-          <w:sz w:val="21"/>
+          <w:rFonts w:ascii="Times New Roman" w:hAnsi="Times New Roman" w:cs="Times New Roman"/>
+          <w:sz w:val="22"/>
+          <w:szCs w:val="22"/>
         </w:rPr>
         <w:t>Germany's €500bn infrastructure and defence commitment ends the post-GFC fiscal austerity era, directly benefiting Industrials, Construction, and Defence, sectors where MSCI Europe is overweight relative to global indices.</w:t>
       </w:r>
@@ -399,22 +557,30 @@
     <w:p>
       <w:pPr>
         <w:pStyle w:val="ListBullet"/>
-        <w:spacing w:before="40" w:after="60"/>
+        <w:spacing w:before="40" w:after="60" w:line="360" w:lineRule="auto"/>
         <w:ind w:left="360"/>
+        <w:jc w:val="both"/>
+        <w:rPr>
+          <w:rFonts w:ascii="Times New Roman" w:hAnsi="Times New Roman" w:cs="Times New Roman"/>
+          <w:sz w:val="22"/>
+          <w:szCs w:val="22"/>
+        </w:rPr>
       </w:pPr>
       <w:r>
         <w:rPr>
-          <w:rFonts w:ascii="Calibri" w:hAnsi="Calibri"/>
+          <w:rFonts w:ascii="Times New Roman" w:hAnsi="Times New Roman" w:cs="Times New Roman"/>
           <w:b/>
           <w:color w:val="0D1B2A"/>
-          <w:sz w:val="21"/>
+          <w:sz w:val="22"/>
+          <w:szCs w:val="22"/>
         </w:rPr>
         <w:t xml:space="preserve">Positioning reversal:  </w:t>
       </w:r>
       <w:r>
         <w:rPr>
-          <w:rFonts w:ascii="Calibri" w:hAnsi="Calibri"/>
-          <w:sz w:val="21"/>
+          <w:rFonts w:ascii="Times New Roman" w:hAnsi="Times New Roman" w:cs="Times New Roman"/>
+          <w:sz w:val="22"/>
+          <w:szCs w:val="22"/>
         </w:rPr>
         <w:t>BofA FMS December 2025 showed a record global underweight of European equities. Any rebalancing toward historical allocation, even partial, creates a mechanical flow tailwind that is independent of fundamentals.</w:t>
       </w:r>
@@ -422,36 +588,51 @@
     <w:p>
       <w:pPr>
         <w:pStyle w:val="ListBullet"/>
-        <w:spacing w:before="40" w:after="60"/>
+        <w:spacing w:before="40" w:after="60" w:line="360" w:lineRule="auto"/>
         <w:ind w:left="360"/>
+        <w:jc w:val="both"/>
+        <w:rPr>
+          <w:rFonts w:ascii="Times New Roman" w:hAnsi="Times New Roman" w:cs="Times New Roman"/>
+          <w:sz w:val="22"/>
+          <w:szCs w:val="22"/>
+        </w:rPr>
       </w:pPr>
       <w:r>
         <w:rPr>
-          <w:rFonts w:ascii="Calibri" w:hAnsi="Calibri"/>
+          <w:rFonts w:ascii="Times New Roman" w:hAnsi="Times New Roman" w:cs="Times New Roman"/>
           <w:b/>
           <w:color w:val="0D1B2A"/>
-          <w:sz w:val="21"/>
+          <w:sz w:val="22"/>
+          <w:szCs w:val="22"/>
         </w:rPr>
         <w:t xml:space="preserve">Narrative inflection:  </w:t>
       </w:r>
       <w:r>
         <w:rPr>
-          <w:rFonts w:ascii="Calibri" w:hAnsi="Calibri"/>
-          <w:sz w:val="21"/>
+          <w:rFonts w:ascii="Times New Roman" w:hAnsi="Times New Roman" w:cs="Times New Roman"/>
+          <w:sz w:val="22"/>
+          <w:szCs w:val="22"/>
         </w:rPr>
         <w:t>As EPS revisions turn positive and fiscal spend becomes visible in earnings, the index narrative shifts from structural decline to cyclical recovery. Multiple expansion follows narrative changes, not just earnings.</w:t>
       </w:r>
     </w:p>
     <w:p>
       <w:pPr>
-        <w:spacing w:before="160" w:after="60"/>
+        <w:spacing w:before="160" w:after="60" w:line="360" w:lineRule="auto"/>
+        <w:jc w:val="both"/>
+        <w:rPr>
+          <w:rFonts w:ascii="Times New Roman" w:hAnsi="Times New Roman" w:cs="Times New Roman"/>
+          <w:sz w:val="22"/>
+          <w:szCs w:val="22"/>
+        </w:rPr>
       </w:pPr>
       <w:r>
         <w:rPr>
-          <w:rFonts w:ascii="Calibri" w:hAnsi="Calibri"/>
+          <w:rFonts w:ascii="Times New Roman" w:hAnsi="Times New Roman" w:cs="Times New Roman"/>
           <w:b/>
           <w:color w:val="0D1B2A"/>
-          <w:sz w:val="24"/>
+          <w:sz w:val="22"/>
+          <w:szCs w:val="22"/>
         </w:rPr>
         <w:t>Key Risks</w:t>
       </w:r>
@@ -459,22 +640,30 @@
     <w:p>
       <w:pPr>
         <w:pStyle w:val="ListBullet"/>
-        <w:spacing w:before="40" w:after="60"/>
+        <w:spacing w:before="40" w:after="60" w:line="360" w:lineRule="auto"/>
         <w:ind w:left="360"/>
+        <w:jc w:val="both"/>
+        <w:rPr>
+          <w:rFonts w:ascii="Times New Roman" w:hAnsi="Times New Roman" w:cs="Times New Roman"/>
+          <w:sz w:val="22"/>
+          <w:szCs w:val="22"/>
+        </w:rPr>
       </w:pPr>
       <w:r>
         <w:rPr>
-          <w:rFonts w:ascii="Calibri" w:hAnsi="Calibri"/>
+          <w:rFonts w:ascii="Times New Roman" w:hAnsi="Times New Roman" w:cs="Times New Roman"/>
           <w:b/>
           <w:color w:val="0D1B2A"/>
-          <w:sz w:val="21"/>
+          <w:sz w:val="22"/>
+          <w:szCs w:val="22"/>
         </w:rPr>
         <w:t xml:space="preserve">Earnings growth differential:  </w:t>
       </w:r>
       <w:r>
         <w:rPr>
-          <w:rFonts w:ascii="Calibri" w:hAnsi="Calibri"/>
-          <w:sz w:val="21"/>
+          <w:rFonts w:ascii="Times New Roman" w:hAnsi="Times New Roman" w:cs="Times New Roman"/>
+          <w:sz w:val="22"/>
+          <w:szCs w:val="22"/>
         </w:rPr>
         <w:t>If US technology sustains 15-20% annual EPS growth versus European 4-6%, the valuation gap is fundamentally justified. Re-rating is structurally capped without earnings convergence.</w:t>
       </w:r>
@@ -482,22 +671,30 @@
     <w:p>
       <w:pPr>
         <w:pStyle w:val="ListBullet"/>
-        <w:spacing w:before="40" w:after="60"/>
+        <w:spacing w:before="40" w:after="60" w:line="360" w:lineRule="auto"/>
         <w:ind w:left="360"/>
+        <w:jc w:val="both"/>
+        <w:rPr>
+          <w:rFonts w:ascii="Times New Roman" w:hAnsi="Times New Roman" w:cs="Times New Roman"/>
+          <w:sz w:val="22"/>
+          <w:szCs w:val="22"/>
+        </w:rPr>
       </w:pPr>
       <w:r>
         <w:rPr>
-          <w:rFonts w:ascii="Calibri" w:hAnsi="Calibri"/>
+          <w:rFonts w:ascii="Times New Roman" w:hAnsi="Times New Roman" w:cs="Times New Roman"/>
           <w:b/>
           <w:color w:val="0D1B2A"/>
-          <w:sz w:val="21"/>
+          <w:sz w:val="22"/>
+          <w:szCs w:val="22"/>
         </w:rPr>
         <w:t xml:space="preserve">Trade war and tariff exposure:  </w:t>
       </w:r>
       <w:r>
         <w:rPr>
-          <w:rFonts w:ascii="Calibri" w:hAnsi="Calibri"/>
-          <w:sz w:val="21"/>
+          <w:rFonts w:ascii="Times New Roman" w:hAnsi="Times New Roman" w:cs="Times New Roman"/>
+          <w:sz w:val="22"/>
+          <w:szCs w:val="22"/>
         </w:rPr>
         <w:t>US tariffs on European autos and industrials introduce direct earnings downside. German auto faces structural demand pressure from Chinese EV competition independently of tariffs.</w:t>
       </w:r>
@@ -505,22 +702,30 @@
     <w:p>
       <w:pPr>
         <w:pStyle w:val="ListBullet"/>
-        <w:spacing w:before="40" w:after="60"/>
+        <w:spacing w:before="40" w:after="60" w:line="360" w:lineRule="auto"/>
         <w:ind w:left="360"/>
+        <w:jc w:val="both"/>
+        <w:rPr>
+          <w:rFonts w:ascii="Times New Roman" w:hAnsi="Times New Roman" w:cs="Times New Roman"/>
+          <w:sz w:val="22"/>
+          <w:szCs w:val="22"/>
+        </w:rPr>
       </w:pPr>
       <w:r>
         <w:rPr>
-          <w:rFonts w:ascii="Calibri" w:hAnsi="Calibri"/>
+          <w:rFonts w:ascii="Times New Roman" w:hAnsi="Times New Roman" w:cs="Times New Roman"/>
           <w:b/>
           <w:color w:val="0D1B2A"/>
-          <w:sz w:val="21"/>
+          <w:sz w:val="22"/>
+          <w:szCs w:val="22"/>
         </w:rPr>
         <w:t xml:space="preserve">EUR/USD headwind:  </w:t>
       </w:r>
       <w:r>
         <w:rPr>
-          <w:rFonts w:ascii="Calibri" w:hAnsi="Calibri"/>
-          <w:sz w:val="21"/>
+          <w:rFonts w:ascii="Times New Roman" w:hAnsi="Times New Roman" w:cs="Times New Roman"/>
+          <w:sz w:val="22"/>
+          <w:szCs w:val="22"/>
         </w:rPr>
         <w:t>European returns for global investors are FX-dependent. A stronger dollar reduces USD returns from European allocations and dampens reallocation incentives.</w:t>
       </w:r>
@@ -528,64 +733,93 @@
     <w:p>
       <w:pPr>
         <w:pStyle w:val="ListBullet"/>
-        <w:spacing w:before="40" w:after="60"/>
+        <w:spacing w:before="40" w:after="60" w:line="360" w:lineRule="auto"/>
         <w:ind w:left="360"/>
+        <w:jc w:val="both"/>
+        <w:rPr>
+          <w:rFonts w:ascii="Times New Roman" w:hAnsi="Times New Roman" w:cs="Times New Roman"/>
+          <w:sz w:val="22"/>
+          <w:szCs w:val="22"/>
+        </w:rPr>
       </w:pPr>
       <w:r>
         <w:rPr>
-          <w:rFonts w:ascii="Calibri" w:hAnsi="Calibri"/>
+          <w:rFonts w:ascii="Times New Roman" w:hAnsi="Times New Roman" w:cs="Times New Roman"/>
           <w:b/>
           <w:color w:val="0D1B2A"/>
-          <w:sz w:val="21"/>
+          <w:sz w:val="22"/>
+          <w:szCs w:val="22"/>
         </w:rPr>
         <w:t xml:space="preserve">Political execution risk:  </w:t>
       </w:r>
       <w:r>
         <w:rPr>
-          <w:rFonts w:ascii="Calibri" w:hAnsi="Calibri"/>
-          <w:sz w:val="21"/>
+          <w:rFonts w:ascii="Times New Roman" w:hAnsi="Times New Roman" w:cs="Times New Roman"/>
+          <w:sz w:val="22"/>
+          <w:szCs w:val="22"/>
         </w:rPr>
         <w:t>€500bn German package requires coalition durability. French fiscal fragmentation and Italian debt remain systemic tail risks.</w:t>
       </w:r>
     </w:p>
     <w:p>
       <w:pPr>
-        <w:spacing w:before="160" w:after="60"/>
+        <w:spacing w:before="160" w:after="60" w:line="360" w:lineRule="auto"/>
+        <w:jc w:val="both"/>
+        <w:rPr>
+          <w:rFonts w:ascii="Times New Roman" w:hAnsi="Times New Roman" w:cs="Times New Roman"/>
+          <w:sz w:val="22"/>
+          <w:szCs w:val="22"/>
+        </w:rPr>
       </w:pPr>
       <w:r>
         <w:rPr>
-          <w:rFonts w:ascii="Calibri" w:hAnsi="Calibri"/>
+          <w:rFonts w:ascii="Times New Roman" w:hAnsi="Times New Roman" w:cs="Times New Roman"/>
           <w:b/>
           <w:color w:val="0D1B2A"/>
-          <w:sz w:val="24"/>
+          <w:sz w:val="22"/>
+          <w:szCs w:val="22"/>
         </w:rPr>
         <w:t>Conclusion</w:t>
       </w:r>
     </w:p>
     <w:p>
       <w:pPr>
-        <w:spacing w:before="0" w:after="100"/>
+        <w:spacing w:before="0" w:after="100" w:line="360" w:lineRule="auto"/>
+        <w:jc w:val="both"/>
+        <w:rPr>
+          <w:rFonts w:ascii="Times New Roman" w:hAnsi="Times New Roman" w:cs="Times New Roman"/>
+          <w:sz w:val="22"/>
+          <w:szCs w:val="22"/>
+        </w:rPr>
       </w:pPr>
       <w:r>
         <w:rPr>
-          <w:rFonts w:ascii="Calibri" w:hAnsi="Calibri"/>
+          <w:rFonts w:ascii="Times New Roman" w:hAnsi="Times New Roman" w:cs="Times New Roman"/>
           <w:i w:val="0"/>
           <w:color w:val="0D1B2A"/>
-          <w:sz w:val="21"/>
+          <w:sz w:val="22"/>
+          <w:szCs w:val="22"/>
         </w:rPr>
         <w:t>The bull case does not need European economic outperformance. It only needs expectations to stabilise from deeply depressed levels. A reversion to the 20-year average P/E spread (15% vs current 38%), with no earnings growth assumed, implies MSCI Europe re-rating from 13x to roughly 17x, approximately 30% upside from multiple expansion alone, before any earnings contribution.</w:t>
       </w:r>
     </w:p>
     <w:p>
       <w:pPr>
-        <w:spacing w:before="160" w:after="60"/>
+        <w:spacing w:before="160" w:after="60" w:line="360" w:lineRule="auto"/>
+        <w:jc w:val="both"/>
+        <w:rPr>
+          <w:rFonts w:ascii="Times New Roman" w:hAnsi="Times New Roman" w:cs="Times New Roman"/>
+          <w:sz w:val="22"/>
+          <w:szCs w:val="22"/>
+        </w:rPr>
       </w:pPr>
       <w:r>
         <w:rPr>
-          <w:rFonts w:ascii="Calibri" w:hAnsi="Calibri"/>
+          <w:rFonts w:ascii="Times New Roman" w:hAnsi="Times New Roman" w:cs="Times New Roman"/>
           <w:b/>
           <w:color w:val="1B4F72"/>
           <w:sz w:val="22"/>
+          <w:szCs w:val="22"/>
         </w:rPr>
         <w:t>Watch / Exit / Key Names</w:t>
       </w:r>
@@ -607,12 +841,22 @@
             <w:shd w:val="clear" w:color="auto" w:fill="EAF4FA"/>
           </w:tcPr>
           <w:p>
+            <w:pPr>
+              <w:jc w:val="both"/>
+              <w:spacing w:line="360" w:lineRule="auto"/>
+              <w:rPr>
+                <w:rFonts w:ascii="Times New Roman" w:hAnsi="Times New Roman" w:cs="Times New Roman"/>
+                <w:sz w:val="22"/>
+                <w:szCs w:val="22"/>
+              </w:rPr>
+            </w:pPr>
             <w:r>
               <w:rPr>
-                <w:rFonts w:ascii="Calibri" w:hAnsi="Calibri"/>
+                <w:rFonts w:ascii="Times New Roman" w:hAnsi="Times New Roman" w:cs="Times New Roman"/>
                 <w:b/>
                 <w:color w:val="0D1B2A"/>
-                <w:sz w:val="20"/>
+                <w:sz w:val="22"/>
+                <w:szCs w:val="22"/>
               </w:rPr>
               <w:t>Watch:</w:t>
             </w:r>
@@ -623,10 +867,20 @@
             <w:tcW w:type="dxa" w:w="4536"/>
           </w:tcPr>
           <w:p>
+            <w:pPr>
+              <w:jc w:val="both"/>
+              <w:spacing w:line="360" w:lineRule="auto"/>
+              <w:rPr>
+                <w:rFonts w:ascii="Times New Roman" w:hAnsi="Times New Roman" w:cs="Times New Roman"/>
+                <w:sz w:val="22"/>
+                <w:szCs w:val="22"/>
+              </w:rPr>
+            </w:pPr>
             <w:r>
               <w:rPr>
-                <w:rFonts w:ascii="Calibri" w:hAnsi="Calibri"/>
-                <w:sz w:val="20"/>
+                <w:rFonts w:ascii="Times New Roman" w:hAnsi="Times New Roman" w:cs="Times New Roman"/>
+                <w:sz w:val="22"/>
+                <w:szCs w:val="22"/>
               </w:rPr>
               <w:t>ECB rate path, German fiscal execution, BofA FMS European allocation.</w:t>
             </w:r>
@@ -640,12 +894,22 @@
             <w:shd w:val="clear" w:color="auto" w:fill="EAF4FA"/>
           </w:tcPr>
           <w:p>
+            <w:pPr>
+              <w:jc w:val="both"/>
+              <w:spacing w:line="360" w:lineRule="auto"/>
+              <w:rPr>
+                <w:rFonts w:ascii="Times New Roman" w:hAnsi="Times New Roman" w:cs="Times New Roman"/>
+                <w:sz w:val="22"/>
+                <w:szCs w:val="22"/>
+              </w:rPr>
+            </w:pPr>
             <w:r>
               <w:rPr>
-                <w:rFonts w:ascii="Calibri" w:hAnsi="Calibri"/>
+                <w:rFonts w:ascii="Times New Roman" w:hAnsi="Times New Roman" w:cs="Times New Roman"/>
                 <w:b/>
                 <w:color w:val="0D1B2A"/>
-                <w:sz w:val="20"/>
+                <w:sz w:val="22"/>
+                <w:szCs w:val="22"/>
               </w:rPr>
               <w:t>Exit condition:</w:t>
             </w:r>
@@ -656,10 +920,20 @@
             <w:tcW w:type="dxa" w:w="4536"/>
           </w:tcPr>
           <w:p>
+            <w:pPr>
+              <w:jc w:val="both"/>
+              <w:spacing w:line="360" w:lineRule="auto"/>
+              <w:rPr>
+                <w:rFonts w:ascii="Times New Roman" w:hAnsi="Times New Roman" w:cs="Times New Roman"/>
+                <w:sz w:val="22"/>
+                <w:szCs w:val="22"/>
+              </w:rPr>
+            </w:pPr>
             <w:r>
               <w:rPr>
-                <w:rFonts w:ascii="Calibri" w:hAnsi="Calibri"/>
-                <w:sz w:val="20"/>
+                <w:rFonts w:ascii="Times New Roman" w:hAnsi="Times New Roman" w:cs="Times New Roman"/>
+                <w:sz w:val="22"/>
+                <w:szCs w:val="22"/>
               </w:rPr>
               <w:t>EPS revisions turn negative, or EUR/USD below 1.00 on sustained trade escalation.</w:t>
             </w:r>
@@ -673,12 +947,22 @@
             <w:shd w:val="clear" w:color="auto" w:fill="EAF4FA"/>
           </w:tcPr>
           <w:p>
+            <w:pPr>
+              <w:jc w:val="both"/>
+              <w:spacing w:line="360" w:lineRule="auto"/>
+              <w:rPr>
+                <w:rFonts w:ascii="Times New Roman" w:hAnsi="Times New Roman" w:cs="Times New Roman"/>
+                <w:sz w:val="22"/>
+                <w:szCs w:val="22"/>
+              </w:rPr>
+            </w:pPr>
             <w:r>
               <w:rPr>
-                <w:rFonts w:ascii="Calibri" w:hAnsi="Calibri"/>
+                <w:rFonts w:ascii="Times New Roman" w:hAnsi="Times New Roman" w:cs="Times New Roman"/>
                 <w:b/>
                 <w:color w:val="0D1B2A"/>
-                <w:sz w:val="20"/>
+                <w:sz w:val="22"/>
+                <w:szCs w:val="22"/>
               </w:rPr>
               <w:t>Key names:</w:t>
             </w:r>
@@ -689,10 +973,20 @@
             <w:tcW w:type="dxa" w:w="4536"/>
           </w:tcPr>
           <w:p>
+            <w:pPr>
+              <w:jc w:val="both"/>
+              <w:spacing w:line="360" w:lineRule="auto"/>
+              <w:rPr>
+                <w:rFonts w:ascii="Times New Roman" w:hAnsi="Times New Roman" w:cs="Times New Roman"/>
+                <w:sz w:val="22"/>
+                <w:szCs w:val="22"/>
+              </w:rPr>
+            </w:pPr>
             <w:r>
               <w:rPr>
-                <w:rFonts w:ascii="Calibri" w:hAnsi="Calibri"/>
-                <w:sz w:val="20"/>
+                <w:rFonts w:ascii="Times New Roman" w:hAnsi="Times New Roman" w:cs="Times New Roman"/>
+                <w:sz w:val="22"/>
+                <w:szCs w:val="22"/>
               </w:rPr>
               <w:t>EZU  ·  ASML  ·  Siemens (SIE)  ·  Airbus (AIR)  ·  Deutsche Bank (DBK)</w:t>
             </w:r>
@@ -701,63 +995,115 @@
       </w:tr>
     </w:tbl>
     <w:p>
+      <w:pPr>
+        <w:jc w:val="both"/>
+        <w:spacing w:line="360" w:lineRule="auto"/>
+        <w:rPr>
+          <w:rFonts w:ascii="Times New Roman" w:hAnsi="Times New Roman" w:cs="Times New Roman"/>
+          <w:sz w:val="22"/>
+          <w:szCs w:val="22"/>
+        </w:rPr>
+      </w:pPr>
       <w:r>
+        <w:rPr>
+          <w:rFonts w:ascii="Times New Roman" w:hAnsi="Times New Roman" w:cs="Times New Roman"/>
+          <w:sz w:val="22"/>
+          <w:szCs w:val="22"/>
+        </w:rPr>
         <w:br w:type="page"/>
       </w:r>
     </w:p>
-    <w:p/>
     <w:p>
       <w:pPr>
-        <w:spacing w:before="200" w:after="80"/>
+        <w:jc w:val="both"/>
+        <w:spacing w:line="360" w:lineRule="auto"/>
+        <w:rPr>
+          <w:rFonts w:ascii="Times New Roman" w:hAnsi="Times New Roman" w:cs="Times New Roman"/>
+          <w:sz w:val="22"/>
+          <w:szCs w:val="22"/>
+        </w:rPr>
+      </w:pPr>
+    </w:p>
+    <w:p>
+      <w:pPr>
+        <w:spacing w:before="200" w:after="80" w:line="360" w:lineRule="auto"/>
+        <w:jc w:val="both"/>
+        <w:rPr>
+          <w:rFonts w:ascii="Times New Roman" w:hAnsi="Times New Roman" w:cs="Times New Roman"/>
+          <w:sz w:val="22"/>
+          <w:szCs w:val="22"/>
+        </w:rPr>
       </w:pPr>
       <w:r>
         <w:rPr>
-          <w:rFonts w:ascii="Calibri" w:hAnsi="Calibri"/>
+          <w:rFonts w:ascii="Times New Roman" w:hAnsi="Times New Roman" w:cs="Times New Roman"/>
           <w:b/>
           <w:color w:val="0D1B2A"/>
-          <w:sz w:val="24"/>
+          <w:sz w:val="22"/>
+          <w:szCs w:val="22"/>
         </w:rPr>
         <w:t>Appendix: Quantitative Analysis</w:t>
       </w:r>
     </w:p>
     <w:p>
       <w:pPr>
-        <w:spacing w:before="0" w:after="80"/>
+        <w:spacing w:before="0" w:after="80" w:line="360" w:lineRule="auto"/>
+        <w:jc w:val="both"/>
+        <w:rPr>
+          <w:rFonts w:ascii="Times New Roman" w:hAnsi="Times New Roman" w:cs="Times New Roman"/>
+          <w:sz w:val="22"/>
+          <w:szCs w:val="22"/>
+        </w:rPr>
       </w:pPr>
       <w:r>
         <w:rPr>
-          <w:rFonts w:ascii="Calibri" w:hAnsi="Calibri"/>
+          <w:rFonts w:ascii="Times New Roman" w:hAnsi="Times New Roman" w:cs="Times New Roman"/>
           <w:i/>
           <w:color w:val="4A5568"/>
-          <w:sz w:val="20"/>
+          <w:sz w:val="22"/>
+          <w:szCs w:val="22"/>
         </w:rPr>
         <w:t>Python (statsmodels, numpy). Data: Bloomberg, MSCI, BofA Global Research 2000-2023.</w:t>
       </w:r>
     </w:p>
     <w:p>
       <w:pPr>
-        <w:spacing w:before="120" w:after="40"/>
+        <w:spacing w:before="120" w:after="40" w:line="360" w:lineRule="auto"/>
+        <w:jc w:val="both"/>
+        <w:rPr>
+          <w:rFonts w:ascii="Times New Roman" w:hAnsi="Times New Roman" w:cs="Times New Roman"/>
+          <w:sz w:val="22"/>
+          <w:szCs w:val="22"/>
+        </w:rPr>
       </w:pPr>
       <w:r>
         <w:rPr>
-          <w:rFonts w:ascii="Calibri" w:hAnsi="Calibri"/>
+          <w:rFonts w:ascii="Times New Roman" w:hAnsi="Times New Roman" w:cs="Times New Roman"/>
           <w:b/>
           <w:color w:val="1B4F72"/>
           <w:sz w:val="22"/>
+          <w:szCs w:val="22"/>
         </w:rPr>
         <w:t>1. OLS Regression: P/E Discount vs Subsequent Returns</w:t>
       </w:r>
     </w:p>
     <w:p>
       <w:pPr>
-        <w:spacing w:before="0" w:after="80"/>
+        <w:spacing w:before="0" w:after="80" w:line="360" w:lineRule="auto"/>
+        <w:jc w:val="both"/>
+        <w:rPr>
+          <w:rFonts w:ascii="Times New Roman" w:hAnsi="Times New Roman" w:cs="Times New Roman"/>
+          <w:sz w:val="22"/>
+          <w:szCs w:val="22"/>
+        </w:rPr>
       </w:pPr>
       <w:r>
         <w:rPr>
-          <w:rFonts w:ascii="Calibri" w:hAnsi="Calibri"/>
+          <w:rFonts w:ascii="Times New Roman" w:hAnsi="Times New Roman" w:cs="Times New Roman"/>
           <w:i w:val="0"/>
           <w:color w:val="B83232"/>
-          <w:sz w:val="20"/>
+          <w:sz w:val="22"/>
+          <w:szCs w:val="22"/>
         </w:rPr>
         <w:t>Model: MSCI Europe 12m forward return (%) = α + β × (Europe/US P/E discount %)</w:t>
         <w:br/>
@@ -768,14 +1114,21 @@
     </w:p>
     <w:p>
       <w:pPr>
-        <w:spacing w:before="40" w:after="120"/>
+        <w:spacing w:before="40" w:after="120" w:line="360" w:lineRule="auto"/>
         <w:ind w:left="432"/>
+        <w:jc w:val="both"/>
+        <w:rPr>
+          <w:rFonts w:ascii="Times New Roman" w:hAnsi="Times New Roman" w:cs="Times New Roman"/>
+          <w:sz w:val="22"/>
+          <w:szCs w:val="22"/>
+        </w:rPr>
       </w:pPr>
       <w:r>
         <w:rPr>
-          <w:rFonts w:ascii="Courier New" w:hAnsi="Courier New"/>
+          <w:rFonts w:ascii="Times New Roman" w:hAnsi="Times New Roman" w:cs="Times New Roman"/>
           <w:color w:val="1E1E1E"/>
-          <w:sz w:val="18"/>
+          <w:sz w:val="22"/>
+          <w:szCs w:val="22"/>
         </w:rPr>
         <w:t xml:space="preserve">                       OLS Regression Results</w:t>
         <w:br/>
@@ -808,40 +1161,61 @@
     </w:p>
     <w:p>
       <w:pPr>
-        <w:spacing w:before="0" w:after="80"/>
+        <w:spacing w:before="0" w:after="80" w:line="360" w:lineRule="auto"/>
+        <w:jc w:val="both"/>
+        <w:rPr>
+          <w:rFonts w:ascii="Times New Roman" w:hAnsi="Times New Roman" w:cs="Times New Roman"/>
+          <w:sz w:val="22"/>
+          <w:szCs w:val="22"/>
+        </w:rPr>
       </w:pPr>
       <w:r>
         <w:rPr>
-          <w:rFonts w:ascii="Calibri" w:hAnsi="Calibri"/>
+          <w:rFonts w:ascii="Times New Roman" w:hAnsi="Times New Roman" w:cs="Times New Roman"/>
           <w:i w:val="0"/>
-          <w:sz w:val="20"/>
+          <w:sz w:val="22"/>
+          <w:szCs w:val="22"/>
         </w:rPr>
         <w:t>The weak statistical relationship is expected and reflects a valid methodological point: P/E discounts can widen before they narrow, and the timing varies with macroeconomic cycles. The investment case rests on valuation extreme + macro catalyst (fiscal shift, ECB cuts) rather than a mechanical mean-reversion model alone.</w:t>
       </w:r>
     </w:p>
     <w:p>
       <w:pPr>
-        <w:spacing w:before="120" w:after="40"/>
+        <w:spacing w:before="120" w:after="40" w:line="360" w:lineRule="auto"/>
+        <w:jc w:val="both"/>
+        <w:rPr>
+          <w:rFonts w:ascii="Times New Roman" w:hAnsi="Times New Roman" w:cs="Times New Roman"/>
+          <w:sz w:val="22"/>
+          <w:szCs w:val="22"/>
+        </w:rPr>
       </w:pPr>
       <w:r>
         <w:rPr>
-          <w:rFonts w:ascii="Calibri" w:hAnsi="Calibri"/>
+          <w:rFonts w:ascii="Times New Roman" w:hAnsi="Times New Roman" w:cs="Times New Roman"/>
           <w:b/>
           <w:color w:val="1B4F72"/>
           <w:sz w:val="22"/>
+          <w:szCs w:val="22"/>
         </w:rPr>
         <w:t>2. Re-rating Scenario Analysis</w:t>
       </w:r>
     </w:p>
     <w:p>
       <w:pPr>
-        <w:spacing w:before="0" w:after="80"/>
+        <w:spacing w:before="0" w:after="80" w:line="360" w:lineRule="auto"/>
+        <w:jc w:val="both"/>
+        <w:rPr>
+          <w:rFonts w:ascii="Times New Roman" w:hAnsi="Times New Roman" w:cs="Times New Roman"/>
+          <w:sz w:val="22"/>
+          <w:szCs w:val="22"/>
+        </w:rPr>
       </w:pPr>
       <w:r>
         <w:rPr>
-          <w:rFonts w:ascii="Calibri" w:hAnsi="Calibri"/>
+          <w:rFonts w:ascii="Times New Roman" w:hAnsi="Times New Roman" w:cs="Times New Roman"/>
           <w:i w:val="0"/>
-          <w:sz w:val="20"/>
+          <w:sz w:val="22"/>
+          <w:szCs w:val="22"/>
         </w:rPr>
         <w:t>Current MSCI Europe forward P/E: 13x. EPS growth assumption: +5% (consensus 2026E). S&amp;P 500 P/E: 21x. Target scenarios based on historical P/E discount range.</w:t>
       </w:r>
@@ -868,14 +1242,21 @@
           </w:tcPr>
           <w:p>
             <w:pPr>
-              <w:jc w:val="center"/>
+              <w:jc w:val="both"/>
+              <w:spacing w:line="360" w:lineRule="auto"/>
+              <w:rPr>
+                <w:rFonts w:ascii="Times New Roman" w:hAnsi="Times New Roman" w:cs="Times New Roman"/>
+                <w:sz w:val="22"/>
+                <w:szCs w:val="22"/>
+              </w:rPr>
             </w:pPr>
             <w:r>
               <w:rPr>
-                <w:rFonts w:ascii="Calibri" w:hAnsi="Calibri"/>
+                <w:rFonts w:ascii="Times New Roman" w:hAnsi="Times New Roman" w:cs="Times New Roman"/>
                 <w:b/>
                 <w:color w:val="FFFFFF"/>
-                <w:sz w:val="19"/>
+                <w:sz w:val="22"/>
+                <w:szCs w:val="22"/>
               </w:rPr>
               <w:t>Scenario</w:t>
             </w:r>
@@ -888,14 +1269,21 @@
           </w:tcPr>
           <w:p>
             <w:pPr>
-              <w:jc w:val="center"/>
+              <w:jc w:val="both"/>
+              <w:spacing w:line="360" w:lineRule="auto"/>
+              <w:rPr>
+                <w:rFonts w:ascii="Times New Roman" w:hAnsi="Times New Roman" w:cs="Times New Roman"/>
+                <w:sz w:val="22"/>
+                <w:szCs w:val="22"/>
+              </w:rPr>
             </w:pPr>
             <w:r>
               <w:rPr>
-                <w:rFonts w:ascii="Calibri" w:hAnsi="Calibri"/>
+                <w:rFonts w:ascii="Times New Roman" w:hAnsi="Times New Roman" w:cs="Times New Roman"/>
                 <w:b/>
                 <w:color w:val="FFFFFF"/>
-                <w:sz w:val="19"/>
+                <w:sz w:val="22"/>
+                <w:szCs w:val="22"/>
               </w:rPr>
               <w:t>Target P/E</w:t>
             </w:r>
@@ -908,14 +1296,21 @@
           </w:tcPr>
           <w:p>
             <w:pPr>
-              <w:jc w:val="center"/>
+              <w:jc w:val="both"/>
+              <w:spacing w:line="360" w:lineRule="auto"/>
+              <w:rPr>
+                <w:rFonts w:ascii="Times New Roman" w:hAnsi="Times New Roman" w:cs="Times New Roman"/>
+                <w:sz w:val="22"/>
+                <w:szCs w:val="22"/>
+              </w:rPr>
             </w:pPr>
             <w:r>
               <w:rPr>
-                <w:rFonts w:ascii="Calibri" w:hAnsi="Calibri"/>
+                <w:rFonts w:ascii="Times New Roman" w:hAnsi="Times New Roman" w:cs="Times New Roman"/>
                 <w:b/>
                 <w:color w:val="FFFFFF"/>
-                <w:sz w:val="19"/>
+                <w:sz w:val="22"/>
+                <w:szCs w:val="22"/>
               </w:rPr>
               <w:t>Implied Discount to US</w:t>
             </w:r>
@@ -928,14 +1323,21 @@
           </w:tcPr>
           <w:p>
             <w:pPr>
-              <w:jc w:val="center"/>
+              <w:jc w:val="both"/>
+              <w:spacing w:line="360" w:lineRule="auto"/>
+              <w:rPr>
+                <w:rFonts w:ascii="Times New Roman" w:hAnsi="Times New Roman" w:cs="Times New Roman"/>
+                <w:sz w:val="22"/>
+                <w:szCs w:val="22"/>
+              </w:rPr>
             </w:pPr>
             <w:r>
               <w:rPr>
-                <w:rFonts w:ascii="Calibri" w:hAnsi="Calibri"/>
+                <w:rFonts w:ascii="Times New Roman" w:hAnsi="Times New Roman" w:cs="Times New Roman"/>
                 <w:b/>
                 <w:color w:val="FFFFFF"/>
-                <w:sz w:val="19"/>
+                <w:sz w:val="22"/>
+                <w:szCs w:val="22"/>
               </w:rPr>
               <w:t>P/E Upside</w:t>
             </w:r>
@@ -948,14 +1350,21 @@
           </w:tcPr>
           <w:p>
             <w:pPr>
-              <w:jc w:val="center"/>
+              <w:jc w:val="both"/>
+              <w:spacing w:line="360" w:lineRule="auto"/>
+              <w:rPr>
+                <w:rFonts w:ascii="Times New Roman" w:hAnsi="Times New Roman" w:cs="Times New Roman"/>
+                <w:sz w:val="22"/>
+                <w:szCs w:val="22"/>
+              </w:rPr>
             </w:pPr>
             <w:r>
               <w:rPr>
-                <w:rFonts w:ascii="Calibri" w:hAnsi="Calibri"/>
+                <w:rFonts w:ascii="Times New Roman" w:hAnsi="Times New Roman" w:cs="Times New Roman"/>
                 <w:b/>
                 <w:color w:val="FFFFFF"/>
-                <w:sz w:val="19"/>
+                <w:sz w:val="22"/>
+                <w:szCs w:val="22"/>
               </w:rPr>
               <w:t>EPS (+5%)</w:t>
             </w:r>
@@ -968,14 +1377,21 @@
           </w:tcPr>
           <w:p>
             <w:pPr>
-              <w:jc w:val="center"/>
+              <w:jc w:val="both"/>
+              <w:spacing w:line="360" w:lineRule="auto"/>
+              <w:rPr>
+                <w:rFonts w:ascii="Times New Roman" w:hAnsi="Times New Roman" w:cs="Times New Roman"/>
+                <w:sz w:val="22"/>
+                <w:szCs w:val="22"/>
+              </w:rPr>
             </w:pPr>
             <w:r>
               <w:rPr>
-                <w:rFonts w:ascii="Calibri" w:hAnsi="Calibri"/>
+                <w:rFonts w:ascii="Times New Roman" w:hAnsi="Times New Roman" w:cs="Times New Roman"/>
                 <w:b/>
                 <w:color w:val="FFFFFF"/>
-                <w:sz w:val="19"/>
+                <w:sz w:val="22"/>
+                <w:szCs w:val="22"/>
               </w:rPr>
               <w:t>Total Return</w:t>
             </w:r>
@@ -990,12 +1406,19 @@
           </w:tcPr>
           <w:p>
             <w:pPr>
-              <w:jc w:val="center"/>
+              <w:jc w:val="both"/>
+              <w:spacing w:line="360" w:lineRule="auto"/>
+              <w:rPr>
+                <w:rFonts w:ascii="Times New Roman" w:hAnsi="Times New Roman" w:cs="Times New Roman"/>
+                <w:sz w:val="22"/>
+                <w:szCs w:val="22"/>
+              </w:rPr>
             </w:pPr>
             <w:r>
               <w:rPr>
-                <w:rFonts w:ascii="Calibri" w:hAnsi="Calibri"/>
-                <w:sz w:val="19"/>
+                <w:rFonts w:ascii="Times New Roman" w:hAnsi="Times New Roman" w:cs="Times New Roman"/>
+                <w:sz w:val="22"/>
+                <w:szCs w:val="22"/>
               </w:rPr>
               <w:t>No re-rating</w:t>
             </w:r>
@@ -1008,12 +1431,19 @@
           </w:tcPr>
           <w:p>
             <w:pPr>
-              <w:jc w:val="center"/>
+              <w:jc w:val="both"/>
+              <w:spacing w:line="360" w:lineRule="auto"/>
+              <w:rPr>
+                <w:rFonts w:ascii="Times New Roman" w:hAnsi="Times New Roman" w:cs="Times New Roman"/>
+                <w:sz w:val="22"/>
+                <w:szCs w:val="22"/>
+              </w:rPr>
             </w:pPr>
             <w:r>
               <w:rPr>
-                <w:rFonts w:ascii="Calibri" w:hAnsi="Calibri"/>
-                <w:sz w:val="19"/>
+                <w:rFonts w:ascii="Times New Roman" w:hAnsi="Times New Roman" w:cs="Times New Roman"/>
+                <w:sz w:val="22"/>
+                <w:szCs w:val="22"/>
               </w:rPr>
               <w:t>13.0x</w:t>
             </w:r>
@@ -1026,12 +1456,19 @@
           </w:tcPr>
           <w:p>
             <w:pPr>
-              <w:jc w:val="center"/>
+              <w:jc w:val="both"/>
+              <w:spacing w:line="360" w:lineRule="auto"/>
+              <w:rPr>
+                <w:rFonts w:ascii="Times New Roman" w:hAnsi="Times New Roman" w:cs="Times New Roman"/>
+                <w:sz w:val="22"/>
+                <w:szCs w:val="22"/>
+              </w:rPr>
             </w:pPr>
             <w:r>
               <w:rPr>
-                <w:rFonts w:ascii="Calibri" w:hAnsi="Calibri"/>
-                <w:sz w:val="19"/>
+                <w:rFonts w:ascii="Times New Roman" w:hAnsi="Times New Roman" w:cs="Times New Roman"/>
+                <w:sz w:val="22"/>
+                <w:szCs w:val="22"/>
               </w:rPr>
               <w:t>-38% (current)</w:t>
             </w:r>
@@ -1044,12 +1481,19 @@
           </w:tcPr>
           <w:p>
             <w:pPr>
-              <w:jc w:val="center"/>
+              <w:jc w:val="both"/>
+              <w:spacing w:line="360" w:lineRule="auto"/>
+              <w:rPr>
+                <w:rFonts w:ascii="Times New Roman" w:hAnsi="Times New Roman" w:cs="Times New Roman"/>
+                <w:sz w:val="22"/>
+                <w:szCs w:val="22"/>
+              </w:rPr>
             </w:pPr>
             <w:r>
               <w:rPr>
-                <w:rFonts w:ascii="Calibri" w:hAnsi="Calibri"/>
-                <w:sz w:val="19"/>
+                <w:rFonts w:ascii="Times New Roman" w:hAnsi="Times New Roman" w:cs="Times New Roman"/>
+                <w:sz w:val="22"/>
+                <w:szCs w:val="22"/>
               </w:rPr>
               <w:t>0.0%</w:t>
             </w:r>
@@ -1062,12 +1506,19 @@
           </w:tcPr>
           <w:p>
             <w:pPr>
-              <w:jc w:val="center"/>
+              <w:jc w:val="both"/>
+              <w:spacing w:line="360" w:lineRule="auto"/>
+              <w:rPr>
+                <w:rFonts w:ascii="Times New Roman" w:hAnsi="Times New Roman" w:cs="Times New Roman"/>
+                <w:sz w:val="22"/>
+                <w:szCs w:val="22"/>
+              </w:rPr>
             </w:pPr>
             <w:r>
               <w:rPr>
-                <w:rFonts w:ascii="Calibri" w:hAnsi="Calibri"/>
-                <w:sz w:val="19"/>
+                <w:rFonts w:ascii="Times New Roman" w:hAnsi="Times New Roman" w:cs="Times New Roman"/>
+                <w:sz w:val="22"/>
+                <w:szCs w:val="22"/>
               </w:rPr>
               <w:t>+5%</w:t>
             </w:r>
@@ -1080,12 +1531,19 @@
           </w:tcPr>
           <w:p>
             <w:pPr>
-              <w:jc w:val="center"/>
+              <w:jc w:val="both"/>
+              <w:spacing w:line="360" w:lineRule="auto"/>
+              <w:rPr>
+                <w:rFonts w:ascii="Times New Roman" w:hAnsi="Times New Roman" w:cs="Times New Roman"/>
+                <w:sz w:val="22"/>
+                <w:szCs w:val="22"/>
+              </w:rPr>
             </w:pPr>
             <w:r>
               <w:rPr>
-                <w:rFonts w:ascii="Calibri" w:hAnsi="Calibri"/>
-                <w:sz w:val="19"/>
+                <w:rFonts w:ascii="Times New Roman" w:hAnsi="Times New Roman" w:cs="Times New Roman"/>
+                <w:sz w:val="22"/>
+                <w:szCs w:val="22"/>
               </w:rPr>
               <w:t>+5.0%</w:t>
             </w:r>
@@ -1100,12 +1558,19 @@
           </w:tcPr>
           <w:p>
             <w:pPr>
-              <w:jc w:val="center"/>
+              <w:jc w:val="both"/>
+              <w:spacing w:line="360" w:lineRule="auto"/>
+              <w:rPr>
+                <w:rFonts w:ascii="Times New Roman" w:hAnsi="Times New Roman" w:cs="Times New Roman"/>
+                <w:sz w:val="22"/>
+                <w:szCs w:val="22"/>
+              </w:rPr>
             </w:pPr>
             <w:r>
               <w:rPr>
-                <w:rFonts w:ascii="Calibri" w:hAnsi="Calibri"/>
-                <w:sz w:val="19"/>
+                <w:rFonts w:ascii="Times New Roman" w:hAnsi="Times New Roman" w:cs="Times New Roman"/>
+                <w:sz w:val="22"/>
+                <w:szCs w:val="22"/>
               </w:rPr>
               <w:t>Minimal revert</w:t>
             </w:r>
@@ -1118,12 +1583,19 @@
           </w:tcPr>
           <w:p>
             <w:pPr>
-              <w:jc w:val="center"/>
+              <w:jc w:val="both"/>
+              <w:spacing w:line="360" w:lineRule="auto"/>
+              <w:rPr>
+                <w:rFonts w:ascii="Times New Roman" w:hAnsi="Times New Roman" w:cs="Times New Roman"/>
+                <w:sz w:val="22"/>
+                <w:szCs w:val="22"/>
+              </w:rPr>
             </w:pPr>
             <w:r>
               <w:rPr>
-                <w:rFonts w:ascii="Calibri" w:hAnsi="Calibri"/>
-                <w:sz w:val="19"/>
+                <w:rFonts w:ascii="Times New Roman" w:hAnsi="Times New Roman" w:cs="Times New Roman"/>
+                <w:sz w:val="22"/>
+                <w:szCs w:val="22"/>
               </w:rPr>
               <w:t>14.0x</w:t>
             </w:r>
@@ -1136,12 +1608,19 @@
           </w:tcPr>
           <w:p>
             <w:pPr>
-              <w:jc w:val="center"/>
+              <w:jc w:val="both"/>
+              <w:spacing w:line="360" w:lineRule="auto"/>
+              <w:rPr>
+                <w:rFonts w:ascii="Times New Roman" w:hAnsi="Times New Roman" w:cs="Times New Roman"/>
+                <w:sz w:val="22"/>
+                <w:szCs w:val="22"/>
+              </w:rPr>
             </w:pPr>
             <w:r>
               <w:rPr>
-                <w:rFonts w:ascii="Calibri" w:hAnsi="Calibri"/>
-                <w:sz w:val="19"/>
+                <w:rFonts w:ascii="Times New Roman" w:hAnsi="Times New Roman" w:cs="Times New Roman"/>
+                <w:sz w:val="22"/>
+                <w:szCs w:val="22"/>
               </w:rPr>
               <w:t>-33%</w:t>
             </w:r>
@@ -1154,12 +1633,19 @@
           </w:tcPr>
           <w:p>
             <w:pPr>
-              <w:jc w:val="center"/>
+              <w:jc w:val="both"/>
+              <w:spacing w:line="360" w:lineRule="auto"/>
+              <w:rPr>
+                <w:rFonts w:ascii="Times New Roman" w:hAnsi="Times New Roman" w:cs="Times New Roman"/>
+                <w:sz w:val="22"/>
+                <w:szCs w:val="22"/>
+              </w:rPr>
             </w:pPr>
             <w:r>
               <w:rPr>
-                <w:rFonts w:ascii="Calibri" w:hAnsi="Calibri"/>
-                <w:sz w:val="19"/>
+                <w:rFonts w:ascii="Times New Roman" w:hAnsi="Times New Roman" w:cs="Times New Roman"/>
+                <w:sz w:val="22"/>
+                <w:szCs w:val="22"/>
               </w:rPr>
               <w:t>+7.7%</w:t>
             </w:r>
@@ -1172,12 +1658,19 @@
           </w:tcPr>
           <w:p>
             <w:pPr>
-              <w:jc w:val="center"/>
+              <w:jc w:val="both"/>
+              <w:spacing w:line="360" w:lineRule="auto"/>
+              <w:rPr>
+                <w:rFonts w:ascii="Times New Roman" w:hAnsi="Times New Roman" w:cs="Times New Roman"/>
+                <w:sz w:val="22"/>
+                <w:szCs w:val="22"/>
+              </w:rPr>
             </w:pPr>
             <w:r>
               <w:rPr>
-                <w:rFonts w:ascii="Calibri" w:hAnsi="Calibri"/>
-                <w:sz w:val="19"/>
+                <w:rFonts w:ascii="Times New Roman" w:hAnsi="Times New Roman" w:cs="Times New Roman"/>
+                <w:sz w:val="22"/>
+                <w:szCs w:val="22"/>
               </w:rPr>
               <w:t>+5%</w:t>
             </w:r>
@@ -1190,12 +1683,19 @@
           </w:tcPr>
           <w:p>
             <w:pPr>
-              <w:jc w:val="center"/>
+              <w:jc w:val="both"/>
+              <w:spacing w:line="360" w:lineRule="auto"/>
+              <w:rPr>
+                <w:rFonts w:ascii="Times New Roman" w:hAnsi="Times New Roman" w:cs="Times New Roman"/>
+                <w:sz w:val="22"/>
+                <w:szCs w:val="22"/>
+              </w:rPr>
             </w:pPr>
             <w:r>
               <w:rPr>
-                <w:rFonts w:ascii="Calibri" w:hAnsi="Calibri"/>
-                <w:sz w:val="19"/>
+                <w:rFonts w:ascii="Times New Roman" w:hAnsi="Times New Roman" w:cs="Times New Roman"/>
+                <w:sz w:val="22"/>
+                <w:szCs w:val="22"/>
               </w:rPr>
               <w:t>+13.1%</w:t>
             </w:r>
@@ -1210,12 +1710,19 @@
           </w:tcPr>
           <w:p>
             <w:pPr>
-              <w:jc w:val="center"/>
+              <w:jc w:val="both"/>
+              <w:spacing w:line="360" w:lineRule="auto"/>
+              <w:rPr>
+                <w:rFonts w:ascii="Times New Roman" w:hAnsi="Times New Roman" w:cs="Times New Roman"/>
+                <w:sz w:val="22"/>
+                <w:szCs w:val="22"/>
+              </w:rPr>
             </w:pPr>
             <w:r>
               <w:rPr>
-                <w:rFonts w:ascii="Calibri" w:hAnsi="Calibri"/>
-                <w:sz w:val="19"/>
+                <w:rFonts w:ascii="Times New Roman" w:hAnsi="Times New Roman" w:cs="Times New Roman"/>
+                <w:sz w:val="22"/>
+                <w:szCs w:val="22"/>
               </w:rPr>
               <w:t>Half revert (base)</w:t>
             </w:r>
@@ -1228,12 +1735,19 @@
           </w:tcPr>
           <w:p>
             <w:pPr>
-              <w:jc w:val="center"/>
+              <w:jc w:val="both"/>
+              <w:spacing w:line="360" w:lineRule="auto"/>
+              <w:rPr>
+                <w:rFonts w:ascii="Times New Roman" w:hAnsi="Times New Roman" w:cs="Times New Roman"/>
+                <w:sz w:val="22"/>
+                <w:szCs w:val="22"/>
+              </w:rPr>
             </w:pPr>
             <w:r>
               <w:rPr>
-                <w:rFonts w:ascii="Calibri" w:hAnsi="Calibri"/>
-                <w:sz w:val="19"/>
+                <w:rFonts w:ascii="Times New Roman" w:hAnsi="Times New Roman" w:cs="Times New Roman"/>
+                <w:sz w:val="22"/>
+                <w:szCs w:val="22"/>
               </w:rPr>
               <w:t>15.0x</w:t>
             </w:r>
@@ -1246,12 +1760,19 @@
           </w:tcPr>
           <w:p>
             <w:pPr>
-              <w:jc w:val="center"/>
+              <w:jc w:val="both"/>
+              <w:spacing w:line="360" w:lineRule="auto"/>
+              <w:rPr>
+                <w:rFonts w:ascii="Times New Roman" w:hAnsi="Times New Roman" w:cs="Times New Roman"/>
+                <w:sz w:val="22"/>
+                <w:szCs w:val="22"/>
+              </w:rPr>
             </w:pPr>
             <w:r>
               <w:rPr>
-                <w:rFonts w:ascii="Calibri" w:hAnsi="Calibri"/>
-                <w:sz w:val="19"/>
+                <w:rFonts w:ascii="Times New Roman" w:hAnsi="Times New Roman" w:cs="Times New Roman"/>
+                <w:sz w:val="22"/>
+                <w:szCs w:val="22"/>
               </w:rPr>
               <w:t>-29%</w:t>
             </w:r>
@@ -1264,12 +1785,19 @@
           </w:tcPr>
           <w:p>
             <w:pPr>
-              <w:jc w:val="center"/>
+              <w:jc w:val="both"/>
+              <w:spacing w:line="360" w:lineRule="auto"/>
+              <w:rPr>
+                <w:rFonts w:ascii="Times New Roman" w:hAnsi="Times New Roman" w:cs="Times New Roman"/>
+                <w:sz w:val="22"/>
+                <w:szCs w:val="22"/>
+              </w:rPr>
             </w:pPr>
             <w:r>
               <w:rPr>
-                <w:rFonts w:ascii="Calibri" w:hAnsi="Calibri"/>
-                <w:sz w:val="19"/>
+                <w:rFonts w:ascii="Times New Roman" w:hAnsi="Times New Roman" w:cs="Times New Roman"/>
+                <w:sz w:val="22"/>
+                <w:szCs w:val="22"/>
               </w:rPr>
               <w:t>+15.4%</w:t>
             </w:r>
@@ -1282,12 +1810,19 @@
           </w:tcPr>
           <w:p>
             <w:pPr>
-              <w:jc w:val="center"/>
+              <w:jc w:val="both"/>
+              <w:spacing w:line="360" w:lineRule="auto"/>
+              <w:rPr>
+                <w:rFonts w:ascii="Times New Roman" w:hAnsi="Times New Roman" w:cs="Times New Roman"/>
+                <w:sz w:val="22"/>
+                <w:szCs w:val="22"/>
+              </w:rPr>
             </w:pPr>
             <w:r>
               <w:rPr>
-                <w:rFonts w:ascii="Calibri" w:hAnsi="Calibri"/>
-                <w:sz w:val="19"/>
+                <w:rFonts w:ascii="Times New Roman" w:hAnsi="Times New Roman" w:cs="Times New Roman"/>
+                <w:sz w:val="22"/>
+                <w:szCs w:val="22"/>
               </w:rPr>
               <w:t>+5%</w:t>
             </w:r>
@@ -1300,12 +1835,19 @@
           </w:tcPr>
           <w:p>
             <w:pPr>
-              <w:jc w:val="center"/>
+              <w:jc w:val="both"/>
+              <w:spacing w:line="360" w:lineRule="auto"/>
+              <w:rPr>
+                <w:rFonts w:ascii="Times New Roman" w:hAnsi="Times New Roman" w:cs="Times New Roman"/>
+                <w:sz w:val="22"/>
+                <w:szCs w:val="22"/>
+              </w:rPr>
             </w:pPr>
             <w:r>
               <w:rPr>
-                <w:rFonts w:ascii="Calibri" w:hAnsi="Calibri"/>
-                <w:sz w:val="19"/>
+                <w:rFonts w:ascii="Times New Roman" w:hAnsi="Times New Roman" w:cs="Times New Roman"/>
+                <w:sz w:val="22"/>
+                <w:szCs w:val="22"/>
               </w:rPr>
               <w:t>+21.2%</w:t>
             </w:r>
@@ -1320,12 +1862,19 @@
           </w:tcPr>
           <w:p>
             <w:pPr>
-              <w:jc w:val="center"/>
+              <w:jc w:val="both"/>
+              <w:spacing w:line="360" w:lineRule="auto"/>
+              <w:rPr>
+                <w:rFonts w:ascii="Times New Roman" w:hAnsi="Times New Roman" w:cs="Times New Roman"/>
+                <w:sz w:val="22"/>
+                <w:szCs w:val="22"/>
+              </w:rPr>
             </w:pPr>
             <w:r>
               <w:rPr>
-                <w:rFonts w:ascii="Calibri" w:hAnsi="Calibri"/>
-                <w:sz w:val="19"/>
+                <w:rFonts w:ascii="Times New Roman" w:hAnsi="Times New Roman" w:cs="Times New Roman"/>
+                <w:sz w:val="22"/>
+                <w:szCs w:val="22"/>
               </w:rPr>
               <w:t>Full mean revert</w:t>
             </w:r>
@@ -1338,12 +1887,19 @@
           </w:tcPr>
           <w:p>
             <w:pPr>
-              <w:jc w:val="center"/>
+              <w:jc w:val="both"/>
+              <w:spacing w:line="360" w:lineRule="auto"/>
+              <w:rPr>
+                <w:rFonts w:ascii="Times New Roman" w:hAnsi="Times New Roman" w:cs="Times New Roman"/>
+                <w:sz w:val="22"/>
+                <w:szCs w:val="22"/>
+              </w:rPr>
             </w:pPr>
             <w:r>
               <w:rPr>
-                <w:rFonts w:ascii="Calibri" w:hAnsi="Calibri"/>
-                <w:sz w:val="19"/>
+                <w:rFonts w:ascii="Times New Roman" w:hAnsi="Times New Roman" w:cs="Times New Roman"/>
+                <w:sz w:val="22"/>
+                <w:szCs w:val="22"/>
               </w:rPr>
               <w:t>17.0x</w:t>
             </w:r>
@@ -1356,12 +1912,19 @@
           </w:tcPr>
           <w:p>
             <w:pPr>
-              <w:jc w:val="center"/>
+              <w:jc w:val="both"/>
+              <w:spacing w:line="360" w:lineRule="auto"/>
+              <w:rPr>
+                <w:rFonts w:ascii="Times New Roman" w:hAnsi="Times New Roman" w:cs="Times New Roman"/>
+                <w:sz w:val="22"/>
+                <w:szCs w:val="22"/>
+              </w:rPr>
             </w:pPr>
             <w:r>
               <w:rPr>
-                <w:rFonts w:ascii="Calibri" w:hAnsi="Calibri"/>
-                <w:sz w:val="19"/>
+                <w:rFonts w:ascii="Times New Roman" w:hAnsi="Times New Roman" w:cs="Times New Roman"/>
+                <w:sz w:val="22"/>
+                <w:szCs w:val="22"/>
               </w:rPr>
               <w:t>-19% (20yr avg)</w:t>
             </w:r>
@@ -1374,12 +1937,19 @@
           </w:tcPr>
           <w:p>
             <w:pPr>
-              <w:jc w:val="center"/>
+              <w:jc w:val="both"/>
+              <w:spacing w:line="360" w:lineRule="auto"/>
+              <w:rPr>
+                <w:rFonts w:ascii="Times New Roman" w:hAnsi="Times New Roman" w:cs="Times New Roman"/>
+                <w:sz w:val="22"/>
+                <w:szCs w:val="22"/>
+              </w:rPr>
             </w:pPr>
             <w:r>
               <w:rPr>
-                <w:rFonts w:ascii="Calibri" w:hAnsi="Calibri"/>
-                <w:sz w:val="19"/>
+                <w:rFonts w:ascii="Times New Roman" w:hAnsi="Times New Roman" w:cs="Times New Roman"/>
+                <w:sz w:val="22"/>
+                <w:szCs w:val="22"/>
               </w:rPr>
               <w:t>+30.8%</w:t>
             </w:r>
@@ -1392,12 +1962,19 @@
           </w:tcPr>
           <w:p>
             <w:pPr>
-              <w:jc w:val="center"/>
+              <w:jc w:val="both"/>
+              <w:spacing w:line="360" w:lineRule="auto"/>
+              <w:rPr>
+                <w:rFonts w:ascii="Times New Roman" w:hAnsi="Times New Roman" w:cs="Times New Roman"/>
+                <w:sz w:val="22"/>
+                <w:szCs w:val="22"/>
+              </w:rPr>
             </w:pPr>
             <w:r>
               <w:rPr>
-                <w:rFonts w:ascii="Calibri" w:hAnsi="Calibri"/>
-                <w:sz w:val="19"/>
+                <w:rFonts w:ascii="Times New Roman" w:hAnsi="Times New Roman" w:cs="Times New Roman"/>
+                <w:sz w:val="22"/>
+                <w:szCs w:val="22"/>
               </w:rPr>
               <w:t>+5%</w:t>
             </w:r>
@@ -1410,12 +1987,19 @@
           </w:tcPr>
           <w:p>
             <w:pPr>
-              <w:jc w:val="center"/>
+              <w:jc w:val="both"/>
+              <w:spacing w:line="360" w:lineRule="auto"/>
+              <w:rPr>
+                <w:rFonts w:ascii="Times New Roman" w:hAnsi="Times New Roman" w:cs="Times New Roman"/>
+                <w:sz w:val="22"/>
+                <w:szCs w:val="22"/>
+              </w:rPr>
             </w:pPr>
             <w:r>
               <w:rPr>
-                <w:rFonts w:ascii="Calibri" w:hAnsi="Calibri"/>
-                <w:sz w:val="19"/>
+                <w:rFonts w:ascii="Times New Roman" w:hAnsi="Times New Roman" w:cs="Times New Roman"/>
+                <w:sz w:val="22"/>
+                <w:szCs w:val="22"/>
               </w:rPr>
               <w:t>+37.3%</w:t>
             </w:r>
@@ -1430,12 +2014,19 @@
           </w:tcPr>
           <w:p>
             <w:pPr>
-              <w:jc w:val="center"/>
+              <w:jc w:val="both"/>
+              <w:spacing w:line="360" w:lineRule="auto"/>
+              <w:rPr>
+                <w:rFonts w:ascii="Times New Roman" w:hAnsi="Times New Roman" w:cs="Times New Roman"/>
+                <w:sz w:val="22"/>
+                <w:szCs w:val="22"/>
+              </w:rPr>
             </w:pPr>
             <w:r>
               <w:rPr>
-                <w:rFonts w:ascii="Calibri" w:hAnsi="Calibri"/>
-                <w:sz w:val="19"/>
+                <w:rFonts w:ascii="Times New Roman" w:hAnsi="Times New Roman" w:cs="Times New Roman"/>
+                <w:sz w:val="22"/>
+                <w:szCs w:val="22"/>
               </w:rPr>
               <w:t>Premium close</w:t>
             </w:r>
@@ -1448,12 +2039,19 @@
           </w:tcPr>
           <w:p>
             <w:pPr>
-              <w:jc w:val="center"/>
+              <w:jc w:val="both"/>
+              <w:spacing w:line="360" w:lineRule="auto"/>
+              <w:rPr>
+                <w:rFonts w:ascii="Times New Roman" w:hAnsi="Times New Roman" w:cs="Times New Roman"/>
+                <w:sz w:val="22"/>
+                <w:szCs w:val="22"/>
+              </w:rPr>
             </w:pPr>
             <w:r>
               <w:rPr>
-                <w:rFonts w:ascii="Calibri" w:hAnsi="Calibri"/>
-                <w:sz w:val="19"/>
+                <w:rFonts w:ascii="Times New Roman" w:hAnsi="Times New Roman" w:cs="Times New Roman"/>
+                <w:sz w:val="22"/>
+                <w:szCs w:val="22"/>
               </w:rPr>
               <w:t>19.0x</w:t>
             </w:r>
@@ -1466,12 +2064,19 @@
           </w:tcPr>
           <w:p>
             <w:pPr>
-              <w:jc w:val="center"/>
+              <w:jc w:val="both"/>
+              <w:spacing w:line="360" w:lineRule="auto"/>
+              <w:rPr>
+                <w:rFonts w:ascii="Times New Roman" w:hAnsi="Times New Roman" w:cs="Times New Roman"/>
+                <w:sz w:val="22"/>
+                <w:szCs w:val="22"/>
+              </w:rPr>
             </w:pPr>
             <w:r>
               <w:rPr>
-                <w:rFonts w:ascii="Calibri" w:hAnsi="Calibri"/>
-                <w:sz w:val="19"/>
+                <w:rFonts w:ascii="Times New Roman" w:hAnsi="Times New Roman" w:cs="Times New Roman"/>
+                <w:sz w:val="22"/>
+                <w:szCs w:val="22"/>
               </w:rPr>
               <w:t>-9%</w:t>
             </w:r>
@@ -1484,12 +2089,19 @@
           </w:tcPr>
           <w:p>
             <w:pPr>
-              <w:jc w:val="center"/>
+              <w:jc w:val="both"/>
+              <w:spacing w:line="360" w:lineRule="auto"/>
+              <w:rPr>
+                <w:rFonts w:ascii="Times New Roman" w:hAnsi="Times New Roman" w:cs="Times New Roman"/>
+                <w:sz w:val="22"/>
+                <w:szCs w:val="22"/>
+              </w:rPr>
             </w:pPr>
             <w:r>
               <w:rPr>
-                <w:rFonts w:ascii="Calibri" w:hAnsi="Calibri"/>
-                <w:sz w:val="19"/>
+                <w:rFonts w:ascii="Times New Roman" w:hAnsi="Times New Roman" w:cs="Times New Roman"/>
+                <w:sz w:val="22"/>
+                <w:szCs w:val="22"/>
               </w:rPr>
               <w:t>+46.2%</w:t>
             </w:r>
@@ -1502,12 +2114,19 @@
           </w:tcPr>
           <w:p>
             <w:pPr>
-              <w:jc w:val="center"/>
+              <w:jc w:val="both"/>
+              <w:spacing w:line="360" w:lineRule="auto"/>
+              <w:rPr>
+                <w:rFonts w:ascii="Times New Roman" w:hAnsi="Times New Roman" w:cs="Times New Roman"/>
+                <w:sz w:val="22"/>
+                <w:szCs w:val="22"/>
+              </w:rPr>
             </w:pPr>
             <w:r>
               <w:rPr>
-                <w:rFonts w:ascii="Calibri" w:hAnsi="Calibri"/>
-                <w:sz w:val="19"/>
+                <w:rFonts w:ascii="Times New Roman" w:hAnsi="Times New Roman" w:cs="Times New Roman"/>
+                <w:sz w:val="22"/>
+                <w:szCs w:val="22"/>
               </w:rPr>
               <w:t>+5%</w:t>
             </w:r>
@@ -1520,12 +2139,19 @@
           </w:tcPr>
           <w:p>
             <w:pPr>
-              <w:jc w:val="center"/>
+              <w:jc w:val="both"/>
+              <w:spacing w:line="360" w:lineRule="auto"/>
+              <w:rPr>
+                <w:rFonts w:ascii="Times New Roman" w:hAnsi="Times New Roman" w:cs="Times New Roman"/>
+                <w:sz w:val="22"/>
+                <w:szCs w:val="22"/>
+              </w:rPr>
             </w:pPr>
             <w:r>
               <w:rPr>
-                <w:rFonts w:ascii="Calibri" w:hAnsi="Calibri"/>
-                <w:sz w:val="19"/>
+                <w:rFonts w:ascii="Times New Roman" w:hAnsi="Times New Roman" w:cs="Times New Roman"/>
+                <w:sz w:val="22"/>
+                <w:szCs w:val="22"/>
               </w:rPr>
               <w:t>+53.5%</w:t>
             </w:r>
@@ -1533,17 +2159,34 @@
         </w:tc>
       </w:tr>
     </w:tbl>
-    <w:p/>
     <w:p>
       <w:pPr>
-        <w:spacing w:before="120" w:after="40"/>
+        <w:jc w:val="both"/>
+        <w:spacing w:line="360" w:lineRule="auto"/>
+        <w:rPr>
+          <w:rFonts w:ascii="Times New Roman" w:hAnsi="Times New Roman" w:cs="Times New Roman"/>
+          <w:sz w:val="22"/>
+          <w:szCs w:val="22"/>
+        </w:rPr>
+      </w:pPr>
+    </w:p>
+    <w:p>
+      <w:pPr>
+        <w:spacing w:before="120" w:after="40" w:line="360" w:lineRule="auto"/>
+        <w:jc w:val="both"/>
+        <w:rPr>
+          <w:rFonts w:ascii="Times New Roman" w:hAnsi="Times New Roman" w:cs="Times New Roman"/>
+          <w:sz w:val="22"/>
+          <w:szCs w:val="22"/>
+        </w:rPr>
       </w:pPr>
       <w:r>
         <w:rPr>
-          <w:rFonts w:ascii="Calibri" w:hAnsi="Calibri"/>
+          <w:rFonts w:ascii="Times New Roman" w:hAnsi="Times New Roman" w:cs="Times New Roman"/>
           <w:b/>
           <w:color w:val="1B4F72"/>
           <w:sz w:val="22"/>
+          <w:szCs w:val="22"/>
         </w:rPr>
         <w:t>3. Index Sector Composition: US vs Europe</w:t>
       </w:r>
@@ -1569,14 +2212,21 @@
           </w:tcPr>
           <w:p>
             <w:pPr>
-              <w:jc w:val="center"/>
+              <w:jc w:val="both"/>
+              <w:spacing w:line="360" w:lineRule="auto"/>
+              <w:rPr>
+                <w:rFonts w:ascii="Times New Roman" w:hAnsi="Times New Roman" w:cs="Times New Roman"/>
+                <w:sz w:val="22"/>
+                <w:szCs w:val="22"/>
+              </w:rPr>
             </w:pPr>
             <w:r>
               <w:rPr>
-                <w:rFonts w:ascii="Calibri" w:hAnsi="Calibri"/>
+                <w:rFonts w:ascii="Times New Roman" w:hAnsi="Times New Roman" w:cs="Times New Roman"/>
                 <w:b/>
                 <w:color w:val="FFFFFF"/>
-                <w:sz w:val="19"/>
+                <w:sz w:val="22"/>
+                <w:szCs w:val="22"/>
               </w:rPr>
               <w:t>Sector</w:t>
             </w:r>
@@ -1589,14 +2239,21 @@
           </w:tcPr>
           <w:p>
             <w:pPr>
-              <w:jc w:val="center"/>
+              <w:jc w:val="both"/>
+              <w:spacing w:line="360" w:lineRule="auto"/>
+              <w:rPr>
+                <w:rFonts w:ascii="Times New Roman" w:hAnsi="Times New Roman" w:cs="Times New Roman"/>
+                <w:sz w:val="22"/>
+                <w:szCs w:val="22"/>
+              </w:rPr>
             </w:pPr>
             <w:r>
               <w:rPr>
-                <w:rFonts w:ascii="Calibri" w:hAnsi="Calibri"/>
+                <w:rFonts w:ascii="Times New Roman" w:hAnsi="Times New Roman" w:cs="Times New Roman"/>
                 <w:b/>
                 <w:color w:val="FFFFFF"/>
-                <w:sz w:val="19"/>
+                <w:sz w:val="22"/>
+                <w:szCs w:val="22"/>
               </w:rPr>
               <w:t>S&amp;P 500 Weight</w:t>
             </w:r>
@@ -1609,14 +2266,21 @@
           </w:tcPr>
           <w:p>
             <w:pPr>
-              <w:jc w:val="center"/>
+              <w:jc w:val="both"/>
+              <w:spacing w:line="360" w:lineRule="auto"/>
+              <w:rPr>
+                <w:rFonts w:ascii="Times New Roman" w:hAnsi="Times New Roman" w:cs="Times New Roman"/>
+                <w:sz w:val="22"/>
+                <w:szCs w:val="22"/>
+              </w:rPr>
             </w:pPr>
             <w:r>
               <w:rPr>
-                <w:rFonts w:ascii="Calibri" w:hAnsi="Calibri"/>
+                <w:rFonts w:ascii="Times New Roman" w:hAnsi="Times New Roman" w:cs="Times New Roman"/>
                 <w:b/>
                 <w:color w:val="FFFFFF"/>
-                <w:sz w:val="19"/>
+                <w:sz w:val="22"/>
+                <w:szCs w:val="22"/>
               </w:rPr>
               <w:t>MSCI Europe Weight</w:t>
             </w:r>
@@ -1629,14 +2293,21 @@
           </w:tcPr>
           <w:p>
             <w:pPr>
-              <w:jc w:val="center"/>
+              <w:jc w:val="both"/>
+              <w:spacing w:line="360" w:lineRule="auto"/>
+              <w:rPr>
+                <w:rFonts w:ascii="Times New Roman" w:hAnsi="Times New Roman" w:cs="Times New Roman"/>
+                <w:sz w:val="22"/>
+                <w:szCs w:val="22"/>
+              </w:rPr>
             </w:pPr>
             <w:r>
               <w:rPr>
-                <w:rFonts w:ascii="Calibri" w:hAnsi="Calibri"/>
+                <w:rFonts w:ascii="Times New Roman" w:hAnsi="Times New Roman" w:cs="Times New Roman"/>
                 <w:b/>
                 <w:color w:val="FFFFFF"/>
-                <w:sz w:val="19"/>
+                <w:sz w:val="22"/>
+                <w:szCs w:val="22"/>
               </w:rPr>
               <w:t>Difference</w:t>
             </w:r>
@@ -1649,14 +2320,21 @@
           </w:tcPr>
           <w:p>
             <w:pPr>
-              <w:jc w:val="center"/>
+              <w:jc w:val="both"/>
+              <w:spacing w:line="360" w:lineRule="auto"/>
+              <w:rPr>
+                <w:rFonts w:ascii="Times New Roman" w:hAnsi="Times New Roman" w:cs="Times New Roman"/>
+                <w:sz w:val="22"/>
+                <w:szCs w:val="22"/>
+              </w:rPr>
             </w:pPr>
             <w:r>
               <w:rPr>
-                <w:rFonts w:ascii="Calibri" w:hAnsi="Calibri"/>
+                <w:rFonts w:ascii="Times New Roman" w:hAnsi="Times New Roman" w:cs="Times New Roman"/>
                 <w:b/>
                 <w:color w:val="FFFFFF"/>
-                <w:sz w:val="19"/>
+                <w:sz w:val="22"/>
+                <w:szCs w:val="22"/>
               </w:rPr>
               <w:t>P/E Implication</w:t>
             </w:r>
@@ -1671,12 +2349,19 @@
           </w:tcPr>
           <w:p>
             <w:pPr>
-              <w:jc w:val="center"/>
+              <w:jc w:val="both"/>
+              <w:spacing w:line="360" w:lineRule="auto"/>
+              <w:rPr>
+                <w:rFonts w:ascii="Times New Roman" w:hAnsi="Times New Roman" w:cs="Times New Roman"/>
+                <w:sz w:val="22"/>
+                <w:szCs w:val="22"/>
+              </w:rPr>
             </w:pPr>
             <w:r>
               <w:rPr>
-                <w:rFonts w:ascii="Calibri" w:hAnsi="Calibri"/>
-                <w:sz w:val="19"/>
+                <w:rFonts w:ascii="Times New Roman" w:hAnsi="Times New Roman" w:cs="Times New Roman"/>
+                <w:sz w:val="22"/>
+                <w:szCs w:val="22"/>
               </w:rPr>
               <w:t>Technology</w:t>
             </w:r>
@@ -1689,12 +2374,19 @@
           </w:tcPr>
           <w:p>
             <w:pPr>
-              <w:jc w:val="center"/>
+              <w:jc w:val="both"/>
+              <w:spacing w:line="360" w:lineRule="auto"/>
+              <w:rPr>
+                <w:rFonts w:ascii="Times New Roman" w:hAnsi="Times New Roman" w:cs="Times New Roman"/>
+                <w:sz w:val="22"/>
+                <w:szCs w:val="22"/>
+              </w:rPr>
             </w:pPr>
             <w:r>
               <w:rPr>
-                <w:rFonts w:ascii="Calibri" w:hAnsi="Calibri"/>
-                <w:sz w:val="19"/>
+                <w:rFonts w:ascii="Times New Roman" w:hAnsi="Times New Roman" w:cs="Times New Roman"/>
+                <w:sz w:val="22"/>
+                <w:szCs w:val="22"/>
               </w:rPr>
               <w:t>30%</w:t>
             </w:r>
@@ -1707,12 +2399,19 @@
           </w:tcPr>
           <w:p>
             <w:pPr>
-              <w:jc w:val="center"/>
+              <w:jc w:val="both"/>
+              <w:spacing w:line="360" w:lineRule="auto"/>
+              <w:rPr>
+                <w:rFonts w:ascii="Times New Roman" w:hAnsi="Times New Roman" w:cs="Times New Roman"/>
+                <w:sz w:val="22"/>
+                <w:szCs w:val="22"/>
+              </w:rPr>
             </w:pPr>
             <w:r>
               <w:rPr>
-                <w:rFonts w:ascii="Calibri" w:hAnsi="Calibri"/>
-                <w:sz w:val="19"/>
+                <w:rFonts w:ascii="Times New Roman" w:hAnsi="Times New Roman" w:cs="Times New Roman"/>
+                <w:sz w:val="22"/>
+                <w:szCs w:val="22"/>
               </w:rPr>
               <w:t>8%</w:t>
             </w:r>
@@ -1725,12 +2424,19 @@
           </w:tcPr>
           <w:p>
             <w:pPr>
-              <w:jc w:val="center"/>
+              <w:jc w:val="both"/>
+              <w:spacing w:line="360" w:lineRule="auto"/>
+              <w:rPr>
+                <w:rFonts w:ascii="Times New Roman" w:hAnsi="Times New Roman" w:cs="Times New Roman"/>
+                <w:sz w:val="22"/>
+                <w:szCs w:val="22"/>
+              </w:rPr>
             </w:pPr>
             <w:r>
               <w:rPr>
-                <w:rFonts w:ascii="Calibri" w:hAnsi="Calibri"/>
-                <w:sz w:val="19"/>
+                <w:rFonts w:ascii="Times New Roman" w:hAnsi="Times New Roman" w:cs="Times New Roman"/>
+                <w:sz w:val="22"/>
+                <w:szCs w:val="22"/>
               </w:rPr>
               <w:t>-22pp</w:t>
             </w:r>
@@ -1743,12 +2449,19 @@
           </w:tcPr>
           <w:p>
             <w:pPr>
-              <w:jc w:val="center"/>
+              <w:jc w:val="both"/>
+              <w:spacing w:line="360" w:lineRule="auto"/>
+              <w:rPr>
+                <w:rFonts w:ascii="Times New Roman" w:hAnsi="Times New Roman" w:cs="Times New Roman"/>
+                <w:sz w:val="22"/>
+                <w:szCs w:val="22"/>
+              </w:rPr>
             </w:pPr>
             <w:r>
               <w:rPr>
-                <w:rFonts w:ascii="Calibri" w:hAnsi="Calibri"/>
-                <w:sz w:val="19"/>
+                <w:rFonts w:ascii="Times New Roman" w:hAnsi="Times New Roman" w:cs="Times New Roman"/>
+                <w:sz w:val="22"/>
+                <w:szCs w:val="22"/>
               </w:rPr>
               <w:t>High-multiple US drag on European discount</w:t>
             </w:r>
@@ -1763,12 +2476,19 @@
           </w:tcPr>
           <w:p>
             <w:pPr>
-              <w:jc w:val="center"/>
+              <w:jc w:val="both"/>
+              <w:spacing w:line="360" w:lineRule="auto"/>
+              <w:rPr>
+                <w:rFonts w:ascii="Times New Roman" w:hAnsi="Times New Roman" w:cs="Times New Roman"/>
+                <w:sz w:val="22"/>
+                <w:szCs w:val="22"/>
+              </w:rPr>
             </w:pPr>
             <w:r>
               <w:rPr>
-                <w:rFonts w:ascii="Calibri" w:hAnsi="Calibri"/>
-                <w:sz w:val="19"/>
+                <w:rFonts w:ascii="Times New Roman" w:hAnsi="Times New Roman" w:cs="Times New Roman"/>
+                <w:sz w:val="22"/>
+                <w:szCs w:val="22"/>
               </w:rPr>
               <w:t>Financials</w:t>
             </w:r>
@@ -1781,12 +2501,19 @@
           </w:tcPr>
           <w:p>
             <w:pPr>
-              <w:jc w:val="center"/>
+              <w:jc w:val="both"/>
+              <w:spacing w:line="360" w:lineRule="auto"/>
+              <w:rPr>
+                <w:rFonts w:ascii="Times New Roman" w:hAnsi="Times New Roman" w:cs="Times New Roman"/>
+                <w:sz w:val="22"/>
+                <w:szCs w:val="22"/>
+              </w:rPr>
             </w:pPr>
             <w:r>
               <w:rPr>
-                <w:rFonts w:ascii="Calibri" w:hAnsi="Calibri"/>
-                <w:sz w:val="19"/>
+                <w:rFonts w:ascii="Times New Roman" w:hAnsi="Times New Roman" w:cs="Times New Roman"/>
+                <w:sz w:val="22"/>
+                <w:szCs w:val="22"/>
               </w:rPr>
               <w:t>13%</w:t>
             </w:r>
@@ -1799,12 +2526,19 @@
           </w:tcPr>
           <w:p>
             <w:pPr>
-              <w:jc w:val="center"/>
+              <w:jc w:val="both"/>
+              <w:spacing w:line="360" w:lineRule="auto"/>
+              <w:rPr>
+                <w:rFonts w:ascii="Times New Roman" w:hAnsi="Times New Roman" w:cs="Times New Roman"/>
+                <w:sz w:val="22"/>
+                <w:szCs w:val="22"/>
+              </w:rPr>
             </w:pPr>
             <w:r>
               <w:rPr>
-                <w:rFonts w:ascii="Calibri" w:hAnsi="Calibri"/>
-                <w:sz w:val="19"/>
+                <w:rFonts w:ascii="Times New Roman" w:hAnsi="Times New Roman" w:cs="Times New Roman"/>
+                <w:sz w:val="22"/>
+                <w:szCs w:val="22"/>
               </w:rPr>
               <w:t>18%</w:t>
             </w:r>
@@ -1817,12 +2551,19 @@
           </w:tcPr>
           <w:p>
             <w:pPr>
-              <w:jc w:val="center"/>
+              <w:jc w:val="both"/>
+              <w:spacing w:line="360" w:lineRule="auto"/>
+              <w:rPr>
+                <w:rFonts w:ascii="Times New Roman" w:hAnsi="Times New Roman" w:cs="Times New Roman"/>
+                <w:sz w:val="22"/>
+                <w:szCs w:val="22"/>
+              </w:rPr>
             </w:pPr>
             <w:r>
               <w:rPr>
-                <w:rFonts w:ascii="Calibri" w:hAnsi="Calibri"/>
-                <w:sz w:val="19"/>
+                <w:rFonts w:ascii="Times New Roman" w:hAnsi="Times New Roman" w:cs="Times New Roman"/>
+                <w:sz w:val="22"/>
+                <w:szCs w:val="22"/>
               </w:rPr>
               <w:t>+5pp</w:t>
             </w:r>
@@ -1835,12 +2576,19 @@
           </w:tcPr>
           <w:p>
             <w:pPr>
-              <w:jc w:val="center"/>
+              <w:jc w:val="both"/>
+              <w:spacing w:line="360" w:lineRule="auto"/>
+              <w:rPr>
+                <w:rFonts w:ascii="Times New Roman" w:hAnsi="Times New Roman" w:cs="Times New Roman"/>
+                <w:sz w:val="22"/>
+                <w:szCs w:val="22"/>
+              </w:rPr>
             </w:pPr>
             <w:r>
               <w:rPr>
-                <w:rFonts w:ascii="Calibri" w:hAnsi="Calibri"/>
-                <w:sz w:val="19"/>
+                <w:rFonts w:ascii="Times New Roman" w:hAnsi="Times New Roman" w:cs="Times New Roman"/>
+                <w:sz w:val="22"/>
+                <w:szCs w:val="22"/>
               </w:rPr>
               <w:t>Lower multiples in European index</w:t>
             </w:r>
@@ -1855,12 +2603,19 @@
           </w:tcPr>
           <w:p>
             <w:pPr>
-              <w:jc w:val="center"/>
+              <w:jc w:val="both"/>
+              <w:spacing w:line="360" w:lineRule="auto"/>
+              <w:rPr>
+                <w:rFonts w:ascii="Times New Roman" w:hAnsi="Times New Roman" w:cs="Times New Roman"/>
+                <w:sz w:val="22"/>
+                <w:szCs w:val="22"/>
+              </w:rPr>
             </w:pPr>
             <w:r>
               <w:rPr>
-                <w:rFonts w:ascii="Calibri" w:hAnsi="Calibri"/>
-                <w:sz w:val="19"/>
+                <w:rFonts w:ascii="Times New Roman" w:hAnsi="Times New Roman" w:cs="Times New Roman"/>
+                <w:sz w:val="22"/>
+                <w:szCs w:val="22"/>
               </w:rPr>
               <w:t>Industrials</w:t>
             </w:r>
@@ -1873,12 +2628,19 @@
           </w:tcPr>
           <w:p>
             <w:pPr>
-              <w:jc w:val="center"/>
+              <w:jc w:val="both"/>
+              <w:spacing w:line="360" w:lineRule="auto"/>
+              <w:rPr>
+                <w:rFonts w:ascii="Times New Roman" w:hAnsi="Times New Roman" w:cs="Times New Roman"/>
+                <w:sz w:val="22"/>
+                <w:szCs w:val="22"/>
+              </w:rPr>
             </w:pPr>
             <w:r>
               <w:rPr>
-                <w:rFonts w:ascii="Calibri" w:hAnsi="Calibri"/>
-                <w:sz w:val="19"/>
+                <w:rFonts w:ascii="Times New Roman" w:hAnsi="Times New Roman" w:cs="Times New Roman"/>
+                <w:sz w:val="22"/>
+                <w:szCs w:val="22"/>
               </w:rPr>
               <w:t>9%</w:t>
             </w:r>
@@ -1891,12 +2653,19 @@
           </w:tcPr>
           <w:p>
             <w:pPr>
-              <w:jc w:val="center"/>
+              <w:jc w:val="both"/>
+              <w:spacing w:line="360" w:lineRule="auto"/>
+              <w:rPr>
+                <w:rFonts w:ascii="Times New Roman" w:hAnsi="Times New Roman" w:cs="Times New Roman"/>
+                <w:sz w:val="22"/>
+                <w:szCs w:val="22"/>
+              </w:rPr>
             </w:pPr>
             <w:r>
               <w:rPr>
-                <w:rFonts w:ascii="Calibri" w:hAnsi="Calibri"/>
-                <w:sz w:val="19"/>
+                <w:rFonts w:ascii="Times New Roman" w:hAnsi="Times New Roman" w:cs="Times New Roman"/>
+                <w:sz w:val="22"/>
+                <w:szCs w:val="22"/>
               </w:rPr>
               <w:t>14%</w:t>
             </w:r>
@@ -1909,12 +2678,19 @@
           </w:tcPr>
           <w:p>
             <w:pPr>
-              <w:jc w:val="center"/>
+              <w:jc w:val="both"/>
+              <w:spacing w:line="360" w:lineRule="auto"/>
+              <w:rPr>
+                <w:rFonts w:ascii="Times New Roman" w:hAnsi="Times New Roman" w:cs="Times New Roman"/>
+                <w:sz w:val="22"/>
+                <w:szCs w:val="22"/>
+              </w:rPr>
             </w:pPr>
             <w:r>
               <w:rPr>
-                <w:rFonts w:ascii="Calibri" w:hAnsi="Calibri"/>
-                <w:sz w:val="19"/>
+                <w:rFonts w:ascii="Times New Roman" w:hAnsi="Times New Roman" w:cs="Times New Roman"/>
+                <w:sz w:val="22"/>
+                <w:szCs w:val="22"/>
               </w:rPr>
               <w:t>+5pp</w:t>
             </w:r>
@@ -1927,12 +2703,19 @@
           </w:tcPr>
           <w:p>
             <w:pPr>
-              <w:jc w:val="center"/>
+              <w:jc w:val="both"/>
+              <w:spacing w:line="360" w:lineRule="auto"/>
+              <w:rPr>
+                <w:rFonts w:ascii="Times New Roman" w:hAnsi="Times New Roman" w:cs="Times New Roman"/>
+                <w:sz w:val="22"/>
+                <w:szCs w:val="22"/>
+              </w:rPr>
             </w:pPr>
             <w:r>
               <w:rPr>
-                <w:rFonts w:ascii="Calibri" w:hAnsi="Calibri"/>
-                <w:sz w:val="19"/>
+                <w:rFonts w:ascii="Times New Roman" w:hAnsi="Times New Roman" w:cs="Times New Roman"/>
+                <w:sz w:val="22"/>
+                <w:szCs w:val="22"/>
               </w:rPr>
               <w:t>Lower multiples; fiscal tailwind</w:t>
             </w:r>
@@ -1947,12 +2730,19 @@
           </w:tcPr>
           <w:p>
             <w:pPr>
-              <w:jc w:val="center"/>
+              <w:jc w:val="both"/>
+              <w:spacing w:line="360" w:lineRule="auto"/>
+              <w:rPr>
+                <w:rFonts w:ascii="Times New Roman" w:hAnsi="Times New Roman" w:cs="Times New Roman"/>
+                <w:sz w:val="22"/>
+                <w:szCs w:val="22"/>
+              </w:rPr>
             </w:pPr>
             <w:r>
               <w:rPr>
-                <w:rFonts w:ascii="Calibri" w:hAnsi="Calibri"/>
-                <w:sz w:val="19"/>
+                <w:rFonts w:ascii="Times New Roman" w:hAnsi="Times New Roman" w:cs="Times New Roman"/>
+                <w:sz w:val="22"/>
+                <w:szCs w:val="22"/>
               </w:rPr>
               <w:t>Healthcare</w:t>
             </w:r>
@@ -1965,12 +2755,19 @@
           </w:tcPr>
           <w:p>
             <w:pPr>
-              <w:jc w:val="center"/>
+              <w:jc w:val="both"/>
+              <w:spacing w:line="360" w:lineRule="auto"/>
+              <w:rPr>
+                <w:rFonts w:ascii="Times New Roman" w:hAnsi="Times New Roman" w:cs="Times New Roman"/>
+                <w:sz w:val="22"/>
+                <w:szCs w:val="22"/>
+              </w:rPr>
             </w:pPr>
             <w:r>
               <w:rPr>
-                <w:rFonts w:ascii="Calibri" w:hAnsi="Calibri"/>
-                <w:sz w:val="19"/>
+                <w:rFonts w:ascii="Times New Roman" w:hAnsi="Times New Roman" w:cs="Times New Roman"/>
+                <w:sz w:val="22"/>
+                <w:szCs w:val="22"/>
               </w:rPr>
               <w:t>12%</w:t>
             </w:r>
@@ -1983,12 +2780,19 @@
           </w:tcPr>
           <w:p>
             <w:pPr>
-              <w:jc w:val="center"/>
+              <w:jc w:val="both"/>
+              <w:spacing w:line="360" w:lineRule="auto"/>
+              <w:rPr>
+                <w:rFonts w:ascii="Times New Roman" w:hAnsi="Times New Roman" w:cs="Times New Roman"/>
+                <w:sz w:val="22"/>
+                <w:szCs w:val="22"/>
+              </w:rPr>
             </w:pPr>
             <w:r>
               <w:rPr>
-                <w:rFonts w:ascii="Calibri" w:hAnsi="Calibri"/>
-                <w:sz w:val="19"/>
+                <w:rFonts w:ascii="Times New Roman" w:hAnsi="Times New Roman" w:cs="Times New Roman"/>
+                <w:sz w:val="22"/>
+                <w:szCs w:val="22"/>
               </w:rPr>
               <w:t>14%</w:t>
             </w:r>
@@ -2001,12 +2805,19 @@
           </w:tcPr>
           <w:p>
             <w:pPr>
-              <w:jc w:val="center"/>
+              <w:jc w:val="both"/>
+              <w:spacing w:line="360" w:lineRule="auto"/>
+              <w:rPr>
+                <w:rFonts w:ascii="Times New Roman" w:hAnsi="Times New Roman" w:cs="Times New Roman"/>
+                <w:sz w:val="22"/>
+                <w:szCs w:val="22"/>
+              </w:rPr>
             </w:pPr>
             <w:r>
               <w:rPr>
-                <w:rFonts w:ascii="Calibri" w:hAnsi="Calibri"/>
-                <w:sz w:val="19"/>
+                <w:rFonts w:ascii="Times New Roman" w:hAnsi="Times New Roman" w:cs="Times New Roman"/>
+                <w:sz w:val="22"/>
+                <w:szCs w:val="22"/>
               </w:rPr>
               <w:t>+2pp</w:t>
             </w:r>
@@ -2019,12 +2830,19 @@
           </w:tcPr>
           <w:p>
             <w:pPr>
-              <w:jc w:val="center"/>
+              <w:jc w:val="both"/>
+              <w:spacing w:line="360" w:lineRule="auto"/>
+              <w:rPr>
+                <w:rFonts w:ascii="Times New Roman" w:hAnsi="Times New Roman" w:cs="Times New Roman"/>
+                <w:sz w:val="22"/>
+                <w:szCs w:val="22"/>
+              </w:rPr>
             </w:pPr>
             <w:r>
               <w:rPr>
-                <w:rFonts w:ascii="Calibri" w:hAnsi="Calibri"/>
-                <w:sz w:val="19"/>
+                <w:rFonts w:ascii="Times New Roman" w:hAnsi="Times New Roman" w:cs="Times New Roman"/>
+                <w:sz w:val="22"/>
+                <w:szCs w:val="22"/>
               </w:rPr>
               <w:t>Broadly neutral</w:t>
             </w:r>
@@ -2039,12 +2857,19 @@
           </w:tcPr>
           <w:p>
             <w:pPr>
-              <w:jc w:val="center"/>
+              <w:jc w:val="both"/>
+              <w:spacing w:line="360" w:lineRule="auto"/>
+              <w:rPr>
+                <w:rFonts w:ascii="Times New Roman" w:hAnsi="Times New Roman" w:cs="Times New Roman"/>
+                <w:sz w:val="22"/>
+                <w:szCs w:val="22"/>
+              </w:rPr>
             </w:pPr>
             <w:r>
               <w:rPr>
-                <w:rFonts w:ascii="Calibri" w:hAnsi="Calibri"/>
-                <w:sz w:val="19"/>
+                <w:rFonts w:ascii="Times New Roman" w:hAnsi="Times New Roman" w:cs="Times New Roman"/>
+                <w:sz w:val="22"/>
+                <w:szCs w:val="22"/>
               </w:rPr>
               <w:t>Consumer</w:t>
             </w:r>
@@ -2057,12 +2882,19 @@
           </w:tcPr>
           <w:p>
             <w:pPr>
-              <w:jc w:val="center"/>
+              <w:jc w:val="both"/>
+              <w:spacing w:line="360" w:lineRule="auto"/>
+              <w:rPr>
+                <w:rFonts w:ascii="Times New Roman" w:hAnsi="Times New Roman" w:cs="Times New Roman"/>
+                <w:sz w:val="22"/>
+                <w:szCs w:val="22"/>
+              </w:rPr>
             </w:pPr>
             <w:r>
               <w:rPr>
-                <w:rFonts w:ascii="Calibri" w:hAnsi="Calibri"/>
-                <w:sz w:val="19"/>
+                <w:rFonts w:ascii="Times New Roman" w:hAnsi="Times New Roman" w:cs="Times New Roman"/>
+                <w:sz w:val="22"/>
+                <w:szCs w:val="22"/>
               </w:rPr>
               <w:t>11%</w:t>
             </w:r>
@@ -2075,12 +2907,19 @@
           </w:tcPr>
           <w:p>
             <w:pPr>
-              <w:jc w:val="center"/>
+              <w:jc w:val="both"/>
+              <w:spacing w:line="360" w:lineRule="auto"/>
+              <w:rPr>
+                <w:rFonts w:ascii="Times New Roman" w:hAnsi="Times New Roman" w:cs="Times New Roman"/>
+                <w:sz w:val="22"/>
+                <w:szCs w:val="22"/>
+              </w:rPr>
             </w:pPr>
             <w:r>
               <w:rPr>
-                <w:rFonts w:ascii="Calibri" w:hAnsi="Calibri"/>
-                <w:sz w:val="19"/>
+                <w:rFonts w:ascii="Times New Roman" w:hAnsi="Times New Roman" w:cs="Times New Roman"/>
+                <w:sz w:val="22"/>
+                <w:szCs w:val="22"/>
               </w:rPr>
               <w:t>12%</w:t>
             </w:r>
@@ -2093,12 +2932,19 @@
           </w:tcPr>
           <w:p>
             <w:pPr>
-              <w:jc w:val="center"/>
+              <w:jc w:val="both"/>
+              <w:spacing w:line="360" w:lineRule="auto"/>
+              <w:rPr>
+                <w:rFonts w:ascii="Times New Roman" w:hAnsi="Times New Roman" w:cs="Times New Roman"/>
+                <w:sz w:val="22"/>
+                <w:szCs w:val="22"/>
+              </w:rPr>
             </w:pPr>
             <w:r>
               <w:rPr>
-                <w:rFonts w:ascii="Calibri" w:hAnsi="Calibri"/>
-                <w:sz w:val="19"/>
+                <w:rFonts w:ascii="Times New Roman" w:hAnsi="Times New Roman" w:cs="Times New Roman"/>
+                <w:sz w:val="22"/>
+                <w:szCs w:val="22"/>
               </w:rPr>
               <w:t>+1pp</w:t>
             </w:r>
@@ -2111,12 +2957,19 @@
           </w:tcPr>
           <w:p>
             <w:pPr>
-              <w:jc w:val="center"/>
+              <w:jc w:val="both"/>
+              <w:spacing w:line="360" w:lineRule="auto"/>
+              <w:rPr>
+                <w:rFonts w:ascii="Times New Roman" w:hAnsi="Times New Roman" w:cs="Times New Roman"/>
+                <w:sz w:val="22"/>
+                <w:szCs w:val="22"/>
+              </w:rPr>
             </w:pPr>
             <w:r>
               <w:rPr>
-                <w:rFonts w:ascii="Calibri" w:hAnsi="Calibri"/>
-                <w:sz w:val="19"/>
+                <w:rFonts w:ascii="Times New Roman" w:hAnsi="Times New Roman" w:cs="Times New Roman"/>
+                <w:sz w:val="22"/>
+                <w:szCs w:val="22"/>
               </w:rPr>
               <w:t>Neutral</w:t>
             </w:r>
@@ -2131,12 +2984,19 @@
           </w:tcPr>
           <w:p>
             <w:pPr>
-              <w:jc w:val="center"/>
+              <w:jc w:val="both"/>
+              <w:spacing w:line="360" w:lineRule="auto"/>
+              <w:rPr>
+                <w:rFonts w:ascii="Times New Roman" w:hAnsi="Times New Roman" w:cs="Times New Roman"/>
+                <w:sz w:val="22"/>
+                <w:szCs w:val="22"/>
+              </w:rPr>
             </w:pPr>
             <w:r>
               <w:rPr>
-                <w:rFonts w:ascii="Calibri" w:hAnsi="Calibri"/>
-                <w:sz w:val="19"/>
+                <w:rFonts w:ascii="Times New Roman" w:hAnsi="Times New Roman" w:cs="Times New Roman"/>
+                <w:sz w:val="22"/>
+                <w:szCs w:val="22"/>
               </w:rPr>
               <w:t>Energy</w:t>
             </w:r>
@@ -2149,12 +3009,19 @@
           </w:tcPr>
           <w:p>
             <w:pPr>
-              <w:jc w:val="center"/>
+              <w:jc w:val="both"/>
+              <w:spacing w:line="360" w:lineRule="auto"/>
+              <w:rPr>
+                <w:rFonts w:ascii="Times New Roman" w:hAnsi="Times New Roman" w:cs="Times New Roman"/>
+                <w:sz w:val="22"/>
+                <w:szCs w:val="22"/>
+              </w:rPr>
             </w:pPr>
             <w:r>
               <w:rPr>
-                <w:rFonts w:ascii="Calibri" w:hAnsi="Calibri"/>
-                <w:sz w:val="19"/>
+                <w:rFonts w:ascii="Times New Roman" w:hAnsi="Times New Roman" w:cs="Times New Roman"/>
+                <w:sz w:val="22"/>
+                <w:szCs w:val="22"/>
               </w:rPr>
               <w:t>4%</w:t>
             </w:r>
@@ -2167,12 +3034,19 @@
           </w:tcPr>
           <w:p>
             <w:pPr>
-              <w:jc w:val="center"/>
+              <w:jc w:val="both"/>
+              <w:spacing w:line="360" w:lineRule="auto"/>
+              <w:rPr>
+                <w:rFonts w:ascii="Times New Roman" w:hAnsi="Times New Roman" w:cs="Times New Roman"/>
+                <w:sz w:val="22"/>
+                <w:szCs w:val="22"/>
+              </w:rPr>
             </w:pPr>
             <w:r>
               <w:rPr>
-                <w:rFonts w:ascii="Calibri" w:hAnsi="Calibri"/>
-                <w:sz w:val="19"/>
+                <w:rFonts w:ascii="Times New Roman" w:hAnsi="Times New Roman" w:cs="Times New Roman"/>
+                <w:sz w:val="22"/>
+                <w:szCs w:val="22"/>
               </w:rPr>
               <w:t>6%</w:t>
             </w:r>
@@ -2185,12 +3059,19 @@
           </w:tcPr>
           <w:p>
             <w:pPr>
-              <w:jc w:val="center"/>
+              <w:jc w:val="both"/>
+              <w:spacing w:line="360" w:lineRule="auto"/>
+              <w:rPr>
+                <w:rFonts w:ascii="Times New Roman" w:hAnsi="Times New Roman" w:cs="Times New Roman"/>
+                <w:sz w:val="22"/>
+                <w:szCs w:val="22"/>
+              </w:rPr>
             </w:pPr>
             <w:r>
               <w:rPr>
-                <w:rFonts w:ascii="Calibri" w:hAnsi="Calibri"/>
-                <w:sz w:val="19"/>
+                <w:rFonts w:ascii="Times New Roman" w:hAnsi="Times New Roman" w:cs="Times New Roman"/>
+                <w:sz w:val="22"/>
+                <w:szCs w:val="22"/>
               </w:rPr>
               <w:t>+2pp</w:t>
             </w:r>
@@ -2203,12 +3084,19 @@
           </w:tcPr>
           <w:p>
             <w:pPr>
-              <w:jc w:val="center"/>
+              <w:jc w:val="both"/>
+              <w:spacing w:line="360" w:lineRule="auto"/>
+              <w:rPr>
+                <w:rFonts w:ascii="Times New Roman" w:hAnsi="Times New Roman" w:cs="Times New Roman"/>
+                <w:sz w:val="22"/>
+                <w:szCs w:val="22"/>
+              </w:rPr>
             </w:pPr>
             <w:r>
               <w:rPr>
-                <w:rFonts w:ascii="Calibri" w:hAnsi="Calibri"/>
-                <w:sz w:val="19"/>
+                <w:rFonts w:ascii="Times New Roman" w:hAnsi="Times New Roman" w:cs="Times New Roman"/>
+                <w:sz w:val="22"/>
+                <w:szCs w:val="22"/>
               </w:rPr>
               <w:t>Lower multiples</w:t>
             </w:r>
@@ -2216,42 +3104,77 @@
         </w:tc>
       </w:tr>
     </w:tbl>
-    <w:p/>
     <w:p>
       <w:pPr>
-        <w:spacing w:before="0" w:after="80"/>
+        <w:jc w:val="both"/>
+        <w:spacing w:line="360" w:lineRule="auto"/>
+        <w:rPr>
+          <w:rFonts w:ascii="Times New Roman" w:hAnsi="Times New Roman" w:cs="Times New Roman"/>
+          <w:sz w:val="22"/>
+          <w:szCs w:val="22"/>
+        </w:rPr>
+      </w:pPr>
+    </w:p>
+    <w:p>
+      <w:pPr>
+        <w:spacing w:before="0" w:after="80" w:line="360" w:lineRule="auto"/>
+        <w:jc w:val="both"/>
+        <w:rPr>
+          <w:rFonts w:ascii="Times New Roman" w:hAnsi="Times New Roman" w:cs="Times New Roman"/>
+          <w:sz w:val="22"/>
+          <w:szCs w:val="22"/>
+        </w:rPr>
       </w:pPr>
       <w:r>
         <w:rPr>
-          <w:rFonts w:ascii="Calibri" w:hAnsi="Calibri"/>
+          <w:rFonts w:ascii="Times New Roman" w:hAnsi="Times New Roman" w:cs="Times New Roman"/>
           <w:i w:val="0"/>
-          <w:sz w:val="20"/>
+          <w:sz w:val="22"/>
+          <w:szCs w:val="22"/>
         </w:rPr>
         <w:t>Approximately 60% of the 38% P/E discount is explained by sector composition alone. Sector-adjusted European equities trade closer to a 20% discount, which is still above the 20-year average composition-adjusted spread of ~12%.</w:t>
       </w:r>
     </w:p>
     <w:p>
       <w:pPr>
-        <w:spacing w:before="240" w:after="80"/>
+        <w:spacing w:before="240" w:after="80" w:line="360" w:lineRule="auto"/>
         <w:pBdr>
           <w:bottom w:val="single" w:sz="4" w:color="2E86AB"/>
         </w:pBdr>
+        <w:jc w:val="both"/>
+        <w:rPr>
+          <w:rFonts w:ascii="Times New Roman" w:hAnsi="Times New Roman" w:cs="Times New Roman"/>
+          <w:sz w:val="22"/>
+          <w:szCs w:val="22"/>
+        </w:rPr>
       </w:pPr>
       <w:r>
         <w:rPr>
-          <w:rFonts w:ascii="Calibri" w:hAnsi="Calibri"/>
+          <w:rFonts w:ascii="Times New Roman" w:hAnsi="Times New Roman" w:cs="Times New Roman"/>
           <w:b/>
           <w:color w:val="0D1B2A"/>
-          <w:sz w:val="24"/>
+          <w:sz w:val="22"/>
+          <w:szCs w:val="22"/>
         </w:rPr>
         <w:t>Charts &amp; Visual Analysis</w:t>
       </w:r>
     </w:p>
     <w:p>
       <w:pPr>
-        <w:jc w:val="center"/>
+        <w:jc w:val="both"/>
+        <w:spacing w:line="360" w:lineRule="auto"/>
+        <w:rPr>
+          <w:rFonts w:ascii="Times New Roman" w:hAnsi="Times New Roman" w:cs="Times New Roman"/>
+          <w:sz w:val="22"/>
+          <w:szCs w:val="22"/>
+        </w:rPr>
       </w:pPr>
       <w:r>
+        <w:rPr>
+          <w:rFonts w:ascii="Times New Roman" w:hAnsi="Times New Roman" w:cs="Times New Roman"/>
+          <w:sz w:val="22"/>
+          <w:szCs w:val="22"/>
+        </w:rPr>
         <w:drawing>
           <wp:inline xmlns:a="http://schemas.openxmlformats.org/drawingml/2006/main" xmlns:pic="http://schemas.openxmlformats.org/drawingml/2006/picture">
             <wp:extent cx="5669280" cy="2692144"/>
@@ -2288,23 +3211,52 @@
     </w:p>
     <w:p>
       <w:pPr>
-        <w:jc w:val="center"/>
+        <w:jc w:val="both"/>
+        <w:spacing w:line="360" w:lineRule="auto"/>
+        <w:rPr>
+          <w:rFonts w:ascii="Times New Roman" w:hAnsi="Times New Roman" w:cs="Times New Roman"/>
+          <w:sz w:val="22"/>
+          <w:szCs w:val="22"/>
+        </w:rPr>
       </w:pPr>
       <w:r>
         <w:rPr>
           <w:i/>
           <w:color w:val="444444"/>
-          <w:sz w:val="15"/>
+          <w:sz w:val="22"/>
+          <w:rFonts w:ascii="Times New Roman" w:hAnsi="Times New Roman" w:cs="Times New Roman"/>
+          <w:szCs w:val="22"/>
         </w:rPr>
         <w:t>Figure 1: MSCI Europe Absolute Forward P/E (2005-2025)   |   Data: tab '2_PE_History' in memo-02-european-equities-data.xlsx   |   Generation code: Audit_Log tab in memo-02-european-equities-data.xlsx</w:t>
       </w:r>
     </w:p>
-    <w:p/>
     <w:p>
       <w:pPr>
-        <w:jc w:val="center"/>
+        <w:jc w:val="both"/>
+        <w:spacing w:line="360" w:lineRule="auto"/>
+        <w:rPr>
+          <w:rFonts w:ascii="Times New Roman" w:hAnsi="Times New Roman" w:cs="Times New Roman"/>
+          <w:sz w:val="22"/>
+          <w:szCs w:val="22"/>
+        </w:rPr>
+      </w:pPr>
+    </w:p>
+    <w:p>
+      <w:pPr>
+        <w:jc w:val="both"/>
+        <w:spacing w:line="360" w:lineRule="auto"/>
+        <w:rPr>
+          <w:rFonts w:ascii="Times New Roman" w:hAnsi="Times New Roman" w:cs="Times New Roman"/>
+          <w:sz w:val="22"/>
+          <w:szCs w:val="22"/>
+        </w:rPr>
       </w:pPr>
       <w:r>
+        <w:rPr>
+          <w:rFonts w:ascii="Times New Roman" w:hAnsi="Times New Roman" w:cs="Times New Roman"/>
+          <w:sz w:val="22"/>
+          <w:szCs w:val="22"/>
+        </w:rPr>
         <w:drawing>
           <wp:inline xmlns:a="http://schemas.openxmlformats.org/drawingml/2006/main" xmlns:pic="http://schemas.openxmlformats.org/drawingml/2006/picture">
             <wp:extent cx="5669280" cy="2668193"/>
@@ -2341,23 +3293,52 @@
     </w:p>
     <w:p>
       <w:pPr>
-        <w:jc w:val="center"/>
+        <w:jc w:val="both"/>
+        <w:spacing w:line="360" w:lineRule="auto"/>
+        <w:rPr>
+          <w:rFonts w:ascii="Times New Roman" w:hAnsi="Times New Roman" w:cs="Times New Roman"/>
+          <w:sz w:val="22"/>
+          <w:szCs w:val="22"/>
+        </w:rPr>
       </w:pPr>
       <w:r>
         <w:rPr>
           <w:i/>
           <w:color w:val="444444"/>
-          <w:sz w:val="15"/>
+          <w:sz w:val="22"/>
+          <w:rFonts w:ascii="Times New Roman" w:hAnsi="Times New Roman" w:cs="Times New Roman"/>
+          <w:szCs w:val="22"/>
         </w:rPr>
         <w:t>Figure 2: MSCI Europe / S&amp;P 500 Fwd P/E Ratio — 38% Discount   |   Data: tab '2_PE_History' in memo-02-european-equities-data.xlsx   |   Generation code: Audit_Log tab in memo-02-european-equities-data.xlsx</w:t>
       </w:r>
     </w:p>
-    <w:p/>
     <w:p>
       <w:pPr>
-        <w:jc w:val="center"/>
+        <w:jc w:val="both"/>
+        <w:spacing w:line="360" w:lineRule="auto"/>
+        <w:rPr>
+          <w:rFonts w:ascii="Times New Roman" w:hAnsi="Times New Roman" w:cs="Times New Roman"/>
+          <w:sz w:val="22"/>
+          <w:szCs w:val="22"/>
+        </w:rPr>
+      </w:pPr>
+    </w:p>
+    <w:p>
+      <w:pPr>
+        <w:jc w:val="both"/>
+        <w:spacing w:line="360" w:lineRule="auto"/>
+        <w:rPr>
+          <w:rFonts w:ascii="Times New Roman" w:hAnsi="Times New Roman" w:cs="Times New Roman"/>
+          <w:sz w:val="22"/>
+          <w:szCs w:val="22"/>
+        </w:rPr>
       </w:pPr>
       <w:r>
+        <w:rPr>
+          <w:rFonts w:ascii="Times New Roman" w:hAnsi="Times New Roman" w:cs="Times New Roman"/>
+          <w:sz w:val="22"/>
+          <w:szCs w:val="22"/>
+        </w:rPr>
         <w:drawing>
           <wp:inline xmlns:a="http://schemas.openxmlformats.org/drawingml/2006/main" xmlns:pic="http://schemas.openxmlformats.org/drawingml/2006/picture">
             <wp:extent cx="5669280" cy="3273091"/>
@@ -2394,23 +3375,52 @@
     </w:p>
     <w:p>
       <w:pPr>
-        <w:jc w:val="center"/>
+        <w:jc w:val="both"/>
+        <w:spacing w:line="360" w:lineRule="auto"/>
+        <w:rPr>
+          <w:rFonts w:ascii="Times New Roman" w:hAnsi="Times New Roman" w:cs="Times New Roman"/>
+          <w:sz w:val="22"/>
+          <w:szCs w:val="22"/>
+        </w:rPr>
       </w:pPr>
       <w:r>
         <w:rPr>
           <w:i/>
           <w:color w:val="444444"/>
-          <w:sz w:val="15"/>
+          <w:sz w:val="22"/>
+          <w:rFonts w:ascii="Times New Roman" w:hAnsi="Times New Roman" w:cs="Times New Roman"/>
+          <w:szCs w:val="22"/>
         </w:rPr>
         <w:t>Figure 3: Index Sector Composition: S&amp;P 500 vs MSCI Europe   |   Data: tab '3_Sector_Composition' in memo-02-european-equities-data.xlsx   |   Generation code: Audit_Log tab in memo-02-european-equities-data.xlsx</w:t>
       </w:r>
     </w:p>
-    <w:p/>
     <w:p>
       <w:pPr>
-        <w:jc w:val="center"/>
+        <w:jc w:val="both"/>
+        <w:spacing w:line="360" w:lineRule="auto"/>
+        <w:rPr>
+          <w:rFonts w:ascii="Times New Roman" w:hAnsi="Times New Roman" w:cs="Times New Roman"/>
+          <w:sz w:val="22"/>
+          <w:szCs w:val="22"/>
+        </w:rPr>
+      </w:pPr>
+    </w:p>
+    <w:p>
+      <w:pPr>
+        <w:jc w:val="both"/>
+        <w:spacing w:line="360" w:lineRule="auto"/>
+        <w:rPr>
+          <w:rFonts w:ascii="Times New Roman" w:hAnsi="Times New Roman" w:cs="Times New Roman"/>
+          <w:sz w:val="22"/>
+          <w:szCs w:val="22"/>
+        </w:rPr>
       </w:pPr>
       <w:r>
+        <w:rPr>
+          <w:rFonts w:ascii="Times New Roman" w:hAnsi="Times New Roman" w:cs="Times New Roman"/>
+          <w:sz w:val="22"/>
+          <w:szCs w:val="22"/>
+        </w:rPr>
         <w:drawing>
           <wp:inline xmlns:a="http://schemas.openxmlformats.org/drawingml/2006/main" xmlns:pic="http://schemas.openxmlformats.org/drawingml/2006/picture">
             <wp:extent cx="5669280" cy="3022510"/>
@@ -2447,23 +3457,52 @@
     </w:p>
     <w:p>
       <w:pPr>
-        <w:jc w:val="center"/>
+        <w:jc w:val="both"/>
+        <w:spacing w:line="360" w:lineRule="auto"/>
+        <w:rPr>
+          <w:rFonts w:ascii="Times New Roman" w:hAnsi="Times New Roman" w:cs="Times New Roman"/>
+          <w:sz w:val="22"/>
+          <w:szCs w:val="22"/>
+        </w:rPr>
       </w:pPr>
       <w:r>
         <w:rPr>
           <w:i/>
           <w:color w:val="444444"/>
-          <w:sz w:val="15"/>
+          <w:sz w:val="22"/>
+          <w:rFonts w:ascii="Times New Roman" w:hAnsi="Times New Roman" w:cs="Times New Roman"/>
+          <w:szCs w:val="22"/>
         </w:rPr>
         <w:t>Figure 4: Annual Equity Fund Flows: US vs Europe (2019-2025)   |   Data: tab '6_Capital_Flows' in memo-02-european-equities-data.xlsx   |   Generation code: Audit_Log tab in memo-02-european-equities-data.xlsx</w:t>
       </w:r>
     </w:p>
-    <w:p/>
     <w:p>
       <w:pPr>
-        <w:jc w:val="center"/>
+        <w:jc w:val="both"/>
+        <w:spacing w:line="360" w:lineRule="auto"/>
+        <w:rPr>
+          <w:rFonts w:ascii="Times New Roman" w:hAnsi="Times New Roman" w:cs="Times New Roman"/>
+          <w:sz w:val="22"/>
+          <w:szCs w:val="22"/>
+        </w:rPr>
+      </w:pPr>
+    </w:p>
+    <w:p>
+      <w:pPr>
+        <w:jc w:val="both"/>
+        <w:spacing w:line="360" w:lineRule="auto"/>
+        <w:rPr>
+          <w:rFonts w:ascii="Times New Roman" w:hAnsi="Times New Roman" w:cs="Times New Roman"/>
+          <w:sz w:val="22"/>
+          <w:szCs w:val="22"/>
+        </w:rPr>
       </w:pPr>
       <w:r>
+        <w:rPr>
+          <w:rFonts w:ascii="Times New Roman" w:hAnsi="Times New Roman" w:cs="Times New Roman"/>
+          <w:sz w:val="22"/>
+          <w:szCs w:val="22"/>
+        </w:rPr>
         <w:drawing>
           <wp:inline xmlns:a="http://schemas.openxmlformats.org/drawingml/2006/main" xmlns:pic="http://schemas.openxmlformats.org/drawingml/2006/picture">
             <wp:extent cx="5669280" cy="2999125"/>
@@ -2500,23 +3539,52 @@
     </w:p>
     <w:p>
       <w:pPr>
-        <w:jc w:val="center"/>
+        <w:jc w:val="both"/>
+        <w:spacing w:line="360" w:lineRule="auto"/>
+        <w:rPr>
+          <w:rFonts w:ascii="Times New Roman" w:hAnsi="Times New Roman" w:cs="Times New Roman"/>
+          <w:sz w:val="22"/>
+          <w:szCs w:val="22"/>
+        </w:rPr>
       </w:pPr>
       <w:r>
         <w:rPr>
           <w:i/>
           <w:color w:val="444444"/>
-          <w:sz w:val="15"/>
+          <w:sz w:val="22"/>
+          <w:rFonts w:ascii="Times New Roman" w:hAnsi="Times New Roman" w:cs="Times New Roman"/>
+          <w:szCs w:val="22"/>
         </w:rPr>
         <w:t>Figure 5: Cumulative Flow Divergence: US vs Europe (2019-2025)   |   Data: tab '6_Capital_Flows' in memo-02-european-equities-data.xlsx   |   Generation code: Audit_Log tab in memo-02-european-equities-data.xlsx</w:t>
       </w:r>
     </w:p>
-    <w:p/>
     <w:p>
       <w:pPr>
-        <w:jc w:val="center"/>
+        <w:jc w:val="both"/>
+        <w:spacing w:line="360" w:lineRule="auto"/>
+        <w:rPr>
+          <w:rFonts w:ascii="Times New Roman" w:hAnsi="Times New Roman" w:cs="Times New Roman"/>
+          <w:sz w:val="22"/>
+          <w:szCs w:val="22"/>
+        </w:rPr>
+      </w:pPr>
+    </w:p>
+    <w:p>
+      <w:pPr>
+        <w:jc w:val="both"/>
+        <w:spacing w:line="360" w:lineRule="auto"/>
+        <w:rPr>
+          <w:rFonts w:ascii="Times New Roman" w:hAnsi="Times New Roman" w:cs="Times New Roman"/>
+          <w:sz w:val="22"/>
+          <w:szCs w:val="22"/>
+        </w:rPr>
       </w:pPr>
       <w:r>
+        <w:rPr>
+          <w:rFonts w:ascii="Times New Roman" w:hAnsi="Times New Roman" w:cs="Times New Roman"/>
+          <w:sz w:val="22"/>
+          <w:szCs w:val="22"/>
+        </w:rPr>
         <w:drawing>
           <wp:inline xmlns:a="http://schemas.openxmlformats.org/drawingml/2006/main" xmlns:pic="http://schemas.openxmlformats.org/drawingml/2006/picture">
             <wp:extent cx="5669280" cy="2778949"/>
@@ -2553,18 +3621,36 @@
     </w:p>
     <w:p>
       <w:pPr>
-        <w:jc w:val="center"/>
+        <w:jc w:val="both"/>
+        <w:spacing w:line="360" w:lineRule="auto"/>
+        <w:rPr>
+          <w:rFonts w:ascii="Times New Roman" w:hAnsi="Times New Roman" w:cs="Times New Roman"/>
+          <w:sz w:val="22"/>
+          <w:szCs w:val="22"/>
+        </w:rPr>
       </w:pPr>
       <w:r>
         <w:rPr>
           <w:i/>
           <w:color w:val="444444"/>
-          <w:sz w:val="15"/>
+          <w:sz w:val="22"/>
+          <w:rFonts w:ascii="Times New Roman" w:hAnsi="Times New Roman" w:cs="Times New Roman"/>
+          <w:szCs w:val="22"/>
         </w:rPr>
         <w:t>Figure 6: P/E Re-rating Scenario Returns (Entry 13x, EPS +5%)   |   Data: tab '5_Scenarios' in memo-02-european-equities-data.xlsx   |   Generation code: Audit_Log tab in memo-02-european-equities-data.xlsx</w:t>
       </w:r>
     </w:p>
-    <w:p/>
+    <w:p>
+      <w:pPr>
+        <w:jc w:val="both"/>
+        <w:spacing w:line="360" w:lineRule="auto"/>
+        <w:rPr>
+          <w:rFonts w:ascii="Times New Roman" w:hAnsi="Times New Roman" w:cs="Times New Roman"/>
+          <w:sz w:val="22"/>
+          <w:szCs w:val="22"/>
+        </w:rPr>
+      </w:pPr>
+    </w:p>
     <w:sectPr>
       <w:footerReference w:type="default" r:id="rId9"/>
       <w:pgSz w:w="11906" w:h="16838"/>
@@ -2803,7 +3889,7 @@
   <w:docDefaults>
     <w:rPrDefault>
       <w:rPr>
-        <w:rFonts w:asciiTheme="minorHAnsi" w:eastAsiaTheme="minorEastAsia" w:hAnsiTheme="minorHAnsi" w:cstheme="minorBidi"/>
+        <w:rFonts w:asciiTheme="minorHAnsi" w:eastAsiaTheme="minorEastAsia" w:hAnsiTheme="minorHAnsi" w:cstheme="minorBidi" w:ascii="Times New Roman" w:hAnsi="Times New Roman" w:cs="Times New Roman"/>
         <w:sz w:val="22"/>
         <w:szCs w:val="22"/>
         <w:lang w:val="en-US" w:eastAsia="en-US" w:bidi="ar-SA"/>
